--- a/docs/word-arsip/(ARSIP) laporan-kerja-prompt-2.docx
+++ b/docs/word-arsip/(ARSIP) laporan-kerja-prompt-2.docx
@@ -576,6 +576,718 @@
         <w:t xml:space="preserve">  bukan dengan melemahkan pemeriksaan.</w:t>
       </w:r>
     </w:p>
+    <w:p>
+      <w:r/>
+    </w:p>
+    <w:p>
+      <w:r>
+        <w:t>────────────────────────────────────────</w:t>
+      </w:r>
+    </w:p>
+    <w:p>
+      <w:r/>
+    </w:p>
+    <w:p>
+      <w:pPr>
+        <w:pStyle w:val="Heading2"/>
+      </w:pPr>
+      <w:r>
+        <w:t>2026-10-05 ±19:5x WIB — Permintaan pengguna: mulai fitur asli</w:t>
+      </w:r>
+    </w:p>
+    <w:p>
+      <w:r/>
+    </w:p>
+    <w:p>
+      <w:r>
+        <w:t>Pengguna: "Sekarang mulai buat fitur aslinya sesuai di dokumentasinya" → dimulai</w:t>
+      </w:r>
+    </w:p>
+    <w:p>
+      <w:r>
+        <w:t>**slice 01 (auth &amp; identitas)** sesuai chunks/slice-01.json. Ini masuk cakupan</w:t>
+      </w:r>
+    </w:p>
+    <w:p>
+      <w:r>
+        <w:t>**entri jurnal 2** (auth, sekolah &amp; kelas, bank soal — slice 01-03).</w:t>
+      </w:r>
+    </w:p>
+    <w:p>
+      <w:r/>
+    </w:p>
+    <w:p>
+      <w:pPr>
+        <w:pStyle w:val="Heading3"/>
+      </w:pPr>
+      <w:r>
+        <w:t>19:5x — Langkah 1: migration + seeder + model (DIEKSEKUSI, hasil OK)</w:t>
+      </w:r>
+    </w:p>
+    <w:p>
+      <w:r/>
+    </w:p>
+    <w:p>
+      <w:pPr>
+        <w:pStyle w:val="ListBullet"/>
+      </w:pPr>
+      <w:r>
+        <w:t>`php artisan make:migration add_auth_fields_to_users_table` →</w:t>
+      </w:r>
+    </w:p>
+    <w:p>
+      <w:r>
+        <w:t xml:space="preserve">  berkas dibuat: add_status_role_fields_to_users_table (rename manual);</w:t>
+      </w:r>
+    </w:p>
+    <w:p>
+      <w:r>
+        <w:t xml:space="preserve">  ditulis: status (string default 'pending'), role (string nullable),</w:t>
+      </w:r>
+    </w:p>
+    <w:p>
+      <w:r>
+        <w:t xml:space="preserve">  unique index (role, name) pada tabel roles.</w:t>
+      </w:r>
+    </w:p>
+    <w:p>
+      <w:pPr>
+        <w:pStyle w:val="ListBullet"/>
+      </w:pPr>
+      <w:r>
+        <w:t>`php artisan make:seeder RolesAndAdminSeeder` → berkas dibuat, lalu ditulis</w:t>
+      </w:r>
+    </w:p>
+    <w:p>
+      <w:r>
+        <w:t xml:space="preserve">  penuh: Role::findOrCreate('admin'/'guru'/'murid'), Role::findOrCreate('murid');</w:t>
+      </w:r>
+    </w:p>
+    <w:p>
+      <w:r>
+        <w:t xml:space="preserve">  admin: Admin Sekolah / admin@sekolah.test / Passw0rd!Langsung (Argon2id).</w:t>
+      </w:r>
+    </w:p>
+    <w:p>
+      <w:pPr>
+        <w:pStyle w:val="ListBullet"/>
+      </w:pPr>
+      <w:r>
+        <w:t>app/Sections/Auth/Enums/UserStatus.php DIBUAT: enum string</w:t>
+      </w:r>
+    </w:p>
+    <w:p>
+      <w:r>
+        <w:t xml:space="preserve">  pending/aktif/suspended/dihapus + method label() untuk UI.</w:t>
+      </w:r>
+    </w:p>
+    <w:p>
+      <w:pPr>
+        <w:pStyle w:val="ListBullet"/>
+      </w:pPr>
+      <w:r>
+        <w:t>app/Models/User.php DITULIS ULANG: mass assignment (guard), hidden,</w:t>
+      </w:r>
+    </w:p>
+    <w:p>
+      <w:r>
+        <w:t xml:space="preserve">  cast role &amp; UserStatus, factory; method isGuru() &amp; isMurid();</w:t>
+      </w:r>
+    </w:p>
+    <w:p>
+      <w:r>
+        <w:t xml:space="preserve">  helper akunDitolak() &amp; label akunDitolak() untuk blokir akun.</w:t>
+      </w:r>
+    </w:p>
+    <w:p>
+      <w:pPr>
+        <w:pStyle w:val="ListBullet"/>
+      </w:pPr>
+      <w:r>
+        <w:t>database/factories/UserFactory.php DITULIS: password bawaan, status default,</w:t>
+      </w:r>
+    </w:p>
+    <w:p>
+      <w:r>
+        <w:t xml:space="preserve">  states suspended() dan unverified().</w:t>
+      </w:r>
+    </w:p>
+    <w:p>
+      <w:pPr>
+        <w:pStyle w:val="ListBullet"/>
+      </w:pPr>
+      <w:r>
+        <w:t>Komando: php artisan make:migration ... &amp;&amp; php artisan make:seeder ...</w:t>
+      </w:r>
+    </w:p>
+    <w:p>
+      <w:r>
+        <w:t xml:space="preserve">  (exit 0, berkas muncul di database/migrations dan database/seeders).</w:t>
+      </w:r>
+    </w:p>
+    <w:p>
+      <w:pPr>
+        <w:pStyle w:val="ListBullet"/>
+      </w:pPr>
+      <w:r>
+        <w:t>Migration &amp; seeder ini dijalankan pada saat pengujian fitur (php artisan test</w:t>
+      </w:r>
+    </w:p>
+    <w:p>
+      <w:r>
+        <w:t xml:space="preserve">  dengan RefreshDatabase) — status: ditulis, dijalankan lewat test di langkah 4.</w:t>
+      </w:r>
+    </w:p>
+    <w:p>
+      <w:r/>
+    </w:p>
+    <w:p>
+      <w:r>
+        <w:t>Langkah berikutnya: middleware + rate limiter + service + controller + routes +</w:t>
+      </w:r>
+    </w:p>
+    <w:p>
+      <w:r>
+        <w:t>notification + Pest, lalu frontend.</w:t>
+      </w:r>
+    </w:p>
+    <w:p>
+      <w:r>
+        <w:t>────────────────────────────────────────</w:t>
+      </w:r>
+    </w:p>
+    <w:p>
+      <w:r/>
+    </w:p>
+    <w:p>
+      <w:pPr>
+        <w:pStyle w:val="Heading2"/>
+      </w:pPr>
+      <w:r>
+        <w:t>2026-10-06 dini hari WIB — Lanjutan slice 01 (perbaikan test, backend tambahan, frontend)</w:t>
+      </w:r>
+    </w:p>
+    <w:p>
+      <w:r/>
+    </w:p>
+    <w:p>
+      <w:pPr>
+        <w:pStyle w:val="Heading3"/>
+      </w:pPr>
+      <w:r>
+        <w:t>02:0x — Langkah 2: diagnosis &amp; perbaikan 2 test gagal (DIEKSEKUSI, hasil OK)</w:t>
+      </w:r>
+    </w:p>
+    <w:p>
+      <w:r/>
+    </w:p>
+    <w:p>
+      <w:pPr>
+        <w:pStyle w:val="ListBullet"/>
+      </w:pPr>
+      <w:r>
+        <w:t>`php artisan test` → 2 failed, 15 passed. Kegagalan: "suspend di tengah sesi"</w:t>
+      </w:r>
+    </w:p>
+    <w:p>
+      <w:r>
+        <w:t xml:space="preserve">  dan "logout mengakhiri sesi" — `/api/v1/sesi` masih `terautentikasi: true`.</w:t>
+      </w:r>
+    </w:p>
+    <w:p>
+      <w:pPr>
+        <w:pStyle w:val="ListBullet"/>
+      </w:pPr>
+      <w:r>
+        <w:t>Dibuat test probe sementara (tests/Feature/ProbeSesiTest.php, dihapus setelah</w:t>
+      </w:r>
+    </w:p>
+    <w:p>
+      <w:r>
+        <w:t xml:space="preserve">  diagnosis) untuk membedah state guard &amp; sesi per langkah.</w:t>
+      </w:r>
+    </w:p>
+    <w:p>
+      <w:pPr>
+        <w:pStyle w:val="ListBullet"/>
+      </w:pPr>
+      <w:r>
+        <w:t>Akar masalah (artifak proses test, bukan bug app): instance guard ter-cache</w:t>
+      </w:r>
+    </w:p>
+    <w:p>
+      <w:r>
+        <w:t xml:space="preserve">  antar request dalam satu proses PHPUnit — guard sanctum masih memegang user</w:t>
+      </w:r>
+    </w:p>
+    <w:p>
+      <w:r>
+        <w:t xml:space="preserve">  dari request login sebelumnya. Di produksi tiap HTTP request guard segar.</w:t>
+      </w:r>
+    </w:p>
+    <w:p>
+      <w:pPr>
+        <w:pStyle w:val="ListBullet"/>
+      </w:pPr>
+      <w:r>
+        <w:t>Perbaikan test (bukan melemahkan assertion): `auth()-&gt;forgetGuards()` dipanggil</w:t>
+      </w:r>
+    </w:p>
+    <w:p>
+      <w:r>
+        <w:t xml:space="preserve">  tepat sebelum setiap request yang mensimulasikan proses baru, termasuk sekali</w:t>
+      </w:r>
+    </w:p>
+    <w:p>
+      <w:r>
+        <w:t xml:space="preserve">  lagi sebelum GET /api/v1/sesi (karena request /auth/saya meng-cache ulang).</w:t>
+      </w:r>
+    </w:p>
+    <w:p>
+      <w:pPr>
+        <w:pStyle w:val="ListBullet"/>
+      </w:pPr>
+      <w:r>
+        <w:t>Middleware EnsureAccountUsable sudah aman utk request non-stateful</w:t>
+      </w:r>
+    </w:p>
+    <w:p>
+      <w:r>
+        <w:t xml:space="preserve">  (`$request-&gt;hasSession()`); 500 "Session store not set" tidak muncul lagi.</w:t>
+      </w:r>
+    </w:p>
+    <w:p>
+      <w:pPr>
+        <w:pStyle w:val="ListBullet"/>
+      </w:pPr>
+      <w:r>
+        <w:t>Hasil: `php artisan test` → 17 passed; Pint --test OK.</w:t>
+      </w:r>
+    </w:p>
+    <w:p>
+      <w:r/>
+    </w:p>
+    <w:p>
+      <w:pPr>
+        <w:pStyle w:val="Heading3"/>
+      </w:pPr>
+      <w:r>
+        <w:t>02:1x — Langkah 3: backend tambahan hasil audit alur (DIEKSEKUSI, hasil OK)</w:t>
+      </w:r>
+    </w:p>
+    <w:p>
+      <w:r/>
+    </w:p>
+    <w:p>
+      <w:pPr>
+        <w:pStyle w:val="ListBullet"/>
+      </w:pPr>
+      <w:r>
+        <w:t>Ditemukan lubang alur: akun pending (belum verifikasi) tidak bisa login, tapi</w:t>
+      </w:r>
+    </w:p>
+    <w:p>
+      <w:r>
+        <w:t xml:space="preserve">  endpoint kirim-ulang lama butuh sesi → macet. DITAMBAH endpoint publik</w:t>
+      </w:r>
+    </w:p>
+    <w:p>
+      <w:r>
+        <w:t xml:space="preserve">  POST /api/v1/auth/kirim-ulang-verifikasi-publik (throttle:auth, respons identik</w:t>
+      </w:r>
+    </w:p>
+    <w:p>
+      <w:r>
+        <w:t xml:space="preserve">  utk email tak terdaftar — anti-enumerasi; suspend/dihapus tidak dikirim).</w:t>
+      </w:r>
+    </w:p>
+    <w:p>
+      <w:pPr>
+        <w:pStyle w:val="ListBullet"/>
+      </w:pPr>
+      <w:r>
+        <w:t>PasswordResetService::terapkan() kini menyediakan callback URL reset → tautan</w:t>
+      </w:r>
+    </w:p>
+    <w:p>
+      <w:r>
+        <w:t xml:space="preserve">  email mengarah ke FRONTEND_URL + /atur-ulang-sandi?token=…&amp;email=… (SPA),</w:t>
+      </w:r>
+    </w:p>
+    <w:p>
+      <w:r>
+        <w:t xml:space="preserve">  bukan ke API.</w:t>
+      </w:r>
+    </w:p>
+    <w:p>
+      <w:pPr>
+        <w:pStyle w:val="ListBullet"/>
+      </w:pPr>
+      <w:r>
+        <w:t>Smoke test HTTP nyata (curl, cookie jar, CSRF) menemukan bug yang lolos Pest</w:t>
+      </w:r>
+    </w:p>
+    <w:p>
+      <w:r>
+        <w:t xml:space="preserve">  (karena Notification::fake mencegah pembuatan URL): notifikasi VerifyEmail</w:t>
+      </w:r>
+    </w:p>
+    <w:p>
+      <w:r>
+        <w:t xml:space="preserve">  bawaan memanggil route('verification.verify') sedangkan rute kita bernama</w:t>
+      </w:r>
+    </w:p>
+    <w:p>
+      <w:r>
+        <w:t xml:space="preserve">  auth.verifikasi-email → RouteNotFoundException 500 saat kirim email asli.</w:t>
+      </w:r>
+    </w:p>
+    <w:p>
+      <w:r>
+        <w:t xml:space="preserve">  Rute DINAMAI ulang verification.verify; test build-tautan-nyata ditambah</w:t>
+      </w:r>
+    </w:p>
+    <w:p>
+      <w:r>
+        <w:t xml:space="preserve">  (toMail() dipanggil langsung tanpa fake) sebagai regresi.</w:t>
+      </w:r>
+    </w:p>
+    <w:p>
+      <w:pPr>
+        <w:pStyle w:val="ListBullet"/>
+      </w:pPr>
+      <w:r>
+        <w:t>Alur end-to-end via curl terverifikasi: csrf-cookie 204 → daftar 201 → masuk</w:t>
+      </w:r>
+    </w:p>
+    <w:p>
+      <w:r>
+        <w:t xml:space="preserve">  pending 422 (pesan identik dgn kredensial salah) → kirim-ulang 200 → klik</w:t>
+      </w:r>
+    </w:p>
+    <w:p>
+      <w:r>
+        <w:t xml:space="preserve">  tautan 302 ke frontend /verifikasi-email?status=berhasil → masuk 200 (aktif)</w:t>
+      </w:r>
+    </w:p>
+    <w:p>
+      <w:r>
+        <w:t xml:space="preserve">  → GET /auth/saya 200 (role murid, tanpa password).</w:t>
+      </w:r>
+    </w:p>
+    <w:p>
+      <w:pPr>
+        <w:pStyle w:val="ListBullet"/>
+      </w:pPr>
+      <w:r>
+        <w:t>`php artisan test` → 21 passed (73 assertions); Pint --test OK.</w:t>
+      </w:r>
+    </w:p>
+    <w:p>
+      <w:r/>
+    </w:p>
+    <w:p>
+      <w:pPr>
+        <w:pStyle w:val="Heading3"/>
+      </w:pPr>
+      <w:r>
+        <w:t>02:2x — Langkah 4: frontend auth lengkap (DIEKSEKUSI, hasil OK)</w:t>
+      </w:r>
+    </w:p>
+    <w:p>
+      <w:r/>
+    </w:p>
+    <w:p>
+      <w:pPr>
+        <w:pStyle w:val="ListBullet"/>
+      </w:pPr>
+      <w:r>
+        <w:t>src/sections/auth/api.js: semua endpoint slice 01; SKEMA ZOD utk setiap</w:t>
+      </w:r>
+    </w:p>
+    <w:p>
+      <w:r>
+        <w:t xml:space="preserve">  respons (skemaUser, skemaPesan, skemaSesi); pesanGalatApi() aman; teksGalat()</w:t>
+      </w:r>
+    </w:p>
+    <w:p>
+      <w:r>
+        <w:t xml:space="preserve">  utk render galat RHF; ambilCsrfCookie() sebelum tiap mutasi; TANPA token di</w:t>
+      </w:r>
+    </w:p>
+    <w:p>
+      <w:r>
+        <w:t xml:space="preserve">  localStorage.</w:t>
+      </w:r>
+    </w:p>
+    <w:p>
+      <w:pPr>
+        <w:pStyle w:val="ListBullet"/>
+      </w:pPr>
+      <w:r>
+        <w:t>src/sections/auth/validasi.js: skema Zod form (nama 2-60, email, sandi</w:t>
+      </w:r>
+    </w:p>
+    <w:p>
+      <w:r>
+        <w:t xml:space="preserve">  min 10, konfirmasi, token wajib utk reset).</w:t>
+      </w:r>
+    </w:p>
+    <w:p>
+      <w:pPr>
+        <w:pStyle w:val="ListBullet"/>
+      </w:pPr>
+      <w:r>
+        <w:t>src/sections/auth/authStore.js (zustand): user + detikTunggu; aksi</w:t>
+      </w:r>
+    </w:p>
+    <w:p>
+      <w:r>
+        <w:t xml:space="preserve">  masuk/keluar/muatUser/mulaiTungguThrottle; pasangListenerSesi() mendengarkan</w:t>
+      </w:r>
+    </w:p>
+    <w:p>
+      <w:r>
+        <w:t xml:space="preserve">  event `auth:sesi-habis` (401/419 → kosongkan user) &amp; `auth:throttle`</w:t>
+      </w:r>
+    </w:p>
+    <w:p>
+      <w:r>
+        <w:t xml:space="preserve">  (429 → hitung mundur dari Retry-After).</w:t>
+      </w:r>
+    </w:p>
+    <w:p>
+      <w:pPr>
+        <w:pStyle w:val="ListBullet"/>
+      </w:pPr>
+      <w:r>
+        <w:t>6 halaman: HalamanMasuk, HalamanDaftar, HalamanLupaSandi,</w:t>
+      </w:r>
+    </w:p>
+    <w:p>
+      <w:r>
+        <w:t xml:space="preserve">  HalamanAturUlangSandi (token+email dari query), HalamanVerifikasiEmail</w:t>
+      </w:r>
+    </w:p>
+    <w:p>
+      <w:r>
+        <w:t xml:space="preserve">  (query status=berhasil|gagal divalidasi Zod), HalamanPerluVerifikasi.</w:t>
+      </w:r>
+    </w:p>
+    <w:p>
+      <w:pPr>
+        <w:pStyle w:val="ListBullet"/>
+      </w:pPr>
+      <w:r>
+        <w:t>App.jsx dirombak total: demo slice 00 dilepas, jadi router (7 rute) + header</w:t>
+      </w:r>
+    </w:p>
+    <w:p>
+      <w:r>
+        <w:t xml:space="preserve">  + beranda tamu/masuk + tombol tema.</w:t>
+      </w:r>
+    </w:p>
+    <w:p>
+      <w:pPr>
+        <w:pStyle w:val="ListBullet"/>
+      </w:pPr>
+      <w:r>
+        <w:t>Perbaikan client.js: ambilCsrfCookie() kini pakai barel axios terpisah</w:t>
+      </w:r>
+    </w:p>
+    <w:p>
+      <w:r>
+        <w:t xml:space="preserve">  (baseURL '/') — sebelumnya URL jadi /api/sanctum/csrf-cookie (404) sehingga</w:t>
+      </w:r>
+    </w:p>
+    <w:p>
+      <w:r>
+        <w:t xml:space="preserve">  cookie CSRF tak terbentuk dan semua mutasi kena 419; resetStatusSiaran()</w:t>
+      </w:r>
+    </w:p>
+    <w:p>
+      <w:r>
+        <w:t xml:space="preserve">  ditambah; 429 kini sekali per gelombang (anti spam event).</w:t>
+      </w:r>
+    </w:p>
+    <w:p>
+      <w:pPr>
+        <w:pStyle w:val="ListBullet"/>
+      </w:pPr>
+      <w:r>
+        <w:t>Vitest 23 test (6 berkas): skema Zod, countdown throttle, alur 401/419/429</w:t>
+      </w:r>
+    </w:p>
+    <w:p>
+      <w:r>
+        <w:t xml:space="preserve">  lewat AxiosError asli (adapter stub), environment jsdom per berkas.</w:t>
+      </w:r>
+    </w:p>
+    <w:p>
+      <w:pPr>
+        <w:pStyle w:val="ListBullet"/>
+      </w:pPr>
+      <w:r>
+        <w:t>npm run check (tsc checkJs) OK; eslint OK.</w:t>
+      </w:r>
+    </w:p>
+    <w:p>
+      <w:r/>
+    </w:p>
+    <w:p>
+      <w:pPr>
+        <w:pStyle w:val="Heading3"/>
+      </w:pPr>
+      <w:r>
+        <w:t>02:3x — Langkah 5: verify.sh hijau + commit (DIEKSEKUSI, hasil OK)</w:t>
+      </w:r>
+    </w:p>
+    <w:p>
+      <w:r/>
+    </w:p>
+    <w:p>
+      <w:pPr>
+        <w:pStyle w:val="ListBullet"/>
+      </w:pPr>
+      <w:r>
+        <w:t>./verify.sh → SEMUA HIJAU 6/6: Backend Pest (21), Pint, checkJs, ESLint,</w:t>
+      </w:r>
+    </w:p>
+    <w:p>
+      <w:r>
+        <w:t xml:space="preserve">  Vitest (23), realtime node --test.</w:t>
+      </w:r>
+    </w:p>
+    <w:p>
+      <w:pPr>
+        <w:pStyle w:val="ListBullet"/>
+      </w:pPr>
+      <w:r>
+        <w:t>Commit kecil bertahap: ad68536 (backend auth) &amp; f4793a3 (frontend auth).</w:t>
+      </w:r>
+    </w:p>
+    <w:p>
+      <w:pPr>
+        <w:pStyle w:val="ListBullet"/>
+      </w:pPr>
+      <w:r>
+        <w:t>Dev server Laravel di-restart (php artisan serve :8000) krn sesi terminal</w:t>
+      </w:r>
+    </w:p>
+    <w:p>
+      <w:r>
+        <w:t xml:space="preserve">  lama mati; Vite :5173 tetap jalan.</w:t>
+      </w:r>
+    </w:p>
+    <w:p>
+      <w:r/>
+    </w:p>
+    <w:p>
+      <w:r>
+        <w:t>────────────────────────────────────────</w:t>
+      </w:r>
+    </w:p>
+    <w:p>
+      <w:r/>
+    </w:p>
+    <w:p>
+      <w:pPr>
+        <w:pStyle w:val="Heading2"/>
+      </w:pPr>
+      <w:r>
+        <w:t>2026-10-06 — Tambahan atas permintaan pengguna: arsip transkrip MENTAH</w:t>
+      </w:r>
+    </w:p>
+    <w:p>
+      <w:r/>
+    </w:p>
+    <w:p>
+      <w:r>
+        <w:t>Pengguna: "tambahan section log benar benar benar mentah bukan ringkasan saat</w:t>
+      </w:r>
+    </w:p>
+    <w:p>
+      <w:r>
+        <w:t>thinking output dll" → diminta arsip yang benar-benar mentah (transkrip pesan</w:t>
+      </w:r>
+    </w:p>
+    <w:p>
+      <w:r>
+        <w:t>pengguna + narasi asisten + keluaran kunci verbatim, bukan ringkasan kerja).</w:t>
+      </w:r>
+    </w:p>
+    <w:p>
+      <w:r/>
+    </w:p>
+    <w:p>
+      <w:pPr>
+        <w:pStyle w:val="ListBullet"/>
+      </w:pPr>
+      <w:r>
+        <w:t>DIBUAT: docs/log-mentah/arsip-prompt/2026-10-06-prompt-2-lanjutan-mentah.md</w:t>
+      </w:r>
+    </w:p>
+    <w:p>
+      <w:r>
+        <w:t xml:space="preserve">  (361 baris) — salinan verbatim per prompt (2a "lanjutkan", 2b "lanjutkan",</w:t>
+      </w:r>
+    </w:p>
+    <w:p>
+      <w:r>
+        <w:t xml:space="preserve">  2c "lanjutkanlanjut", 2d "sudha di commmit dan di logging?"): teks pesan</w:t>
+      </w:r>
+    </w:p>
+    <w:p>
+      <w:r>
+        <w:t xml:space="preserve">  pengguna apa adanya (termasuk typo), seluruh kalimat narasi asisten</w:t>
+      </w:r>
+    </w:p>
+    <w:p>
+      <w:r>
+        <w:t xml:space="preserve">  berurutan, dan kutipan keluaran kunci persis seperti tertampil (probe guard</w:t>
+      </w:r>
+    </w:p>
+    <w:p>
+      <w:r>
+        <w:t xml:space="preserve">  dump, hitungan test 17→21→verify.sh 6/6, alur smoke 1.csrf s.d. 8.auth-saya,</w:t>
+      </w:r>
+    </w:p>
+    <w:p>
+      <w:r>
+        <w:t xml:space="preserve">  potongan git commit/push).</w:t>
+      </w:r>
+    </w:p>
+    <w:p>
+      <w:pPr>
+        <w:pStyle w:val="ListBullet"/>
+      </w:pPr>
+      <w:r>
+        <w:t>CATATAN JUJUR di kepala arsip: jejak thinking internal tidak ikut tersimpan</w:t>
+      </w:r>
+    </w:p>
+    <w:p>
+      <w:r>
+        <w:t xml:space="preserve">  dalam catatan sesi sehingga TIDAK direkonstruksi/dibuat-buat; yang diarsip</w:t>
+      </w:r>
+    </w:p>
+    <w:p>
+      <w:r>
+        <w:t xml:space="preserve">  hanya yang benar-benar ada pada transkrip.</w:t>
+      </w:r>
+    </w:p>
+    <w:p>
+      <w:pPr>
+        <w:pStyle w:val="ListBullet"/>
+      </w:pPr>
+      <w:r>
+        <w:t>Entri ringkasan "Langkah 2–5" di atas tetap dipertahankan (append-only,</w:t>
+      </w:r>
+    </w:p>
+    <w:p>
+      <w:r>
+        <w:t xml:space="preserve">  tidak disunting); arsip mentah ini adalah pelengkapnya, bukan pengganti.</w:t>
+      </w:r>
+    </w:p>
     <w:sectPr>
       <w:pgSz w:w="12240" w:h="15840"/>
       <w:pgMar w:top="1440" w:right="1800" w:bottom="1440" w:left="1800" w:header="720" w:footer="720" w:gutter="0"/>

--- a/docs/word-arsip/(ARSIP) laporan-kerja-prompt-2.docx
+++ b/docs/word-arsip/(ARSIP) laporan-kerja-prompt-2.docx
@@ -1286,6 +1286,300 @@
     <w:p>
       <w:r>
         <w:t xml:space="preserve">  tidak disunting); arsip mentah ini adalah pelengkapnya, bukan pengganti.</w:t>
+      </w:r>
+    </w:p>
+    <w:p>
+      <w:r/>
+    </w:p>
+    <w:p>
+      <w:r>
+        <w:t>────────────────────────────────────────</w:t>
+      </w:r>
+    </w:p>
+    <w:p>
+      <w:r/>
+    </w:p>
+    <w:p>
+      <w:pPr>
+        <w:pStyle w:val="Heading2"/>
+      </w:pPr>
+      <w:r>
+        <w:t>2026-10-06 — Log lengkap dari berkas sesi ASLI + ekspor Word ulang</w:t>
+      </w:r>
+    </w:p>
+    <w:p>
+      <w:r/>
+    </w:p>
+    <w:p>
+      <w:r>
+        <w:t>Pengguna memberi akses langsung ke berkas sesi asli sistem:</w:t>
+      </w:r>
+    </w:p>
+    <w:p>
+      <w:r>
+        <w:t>/Users/marcel.sgmail.com/.config/manicode/projects/Desktop/chats/2026-10-05T07-39-24.876Z/</w:t>
+      </w:r>
+    </w:p>
+    <w:p>
+      <w:r>
+        <w:t>(chat-messages.json 20,4 MB — 48 pesan; log.jsonl 5 MB; run-state.json 2,6 MB).</w:t>
+      </w:r>
+    </w:p>
+    <w:p>
+      <w:r/>
+    </w:p>
+    <w:p>
+      <w:pPr>
+        <w:pStyle w:val="ListBullet"/>
+      </w:pPr>
+      <w:r>
+        <w:t>DIBUAT: docs/log-mentah/arsip-prompt/2026-10-06-sesi-mentah-lengkap.md</w:t>
+      </w:r>
+    </w:p>
+    <w:p>
+      <w:r>
+        <w:t xml:space="preserve">  (1.629.179 byte, 8.958 baris) — transkrip lengkap otomatis dari</w:t>
+      </w:r>
+    </w:p>
+    <w:p>
+      <w:r>
+        <w:t xml:space="preserve">  chat-messages.json: 200 blok THINKING ASLI (textType=reasoning), narasi</w:t>
+      </w:r>
+    </w:p>
+    <w:p>
+      <w:r>
+        <w:t xml:space="preserve">  tampil, 397 blok tool (nama+input+output), lampiran teks user (isi prompt</w:t>
+      </w:r>
+    </w:p>
+    <w:p>
+      <w:r>
+        <w:t xml:space="preserve">  v1/v2 lengkap), userError (mis. "Connection timed out") — SEMUA verbatim,</w:t>
+      </w:r>
+    </w:p>
+    <w:p>
+      <w:r>
+        <w:t xml:space="preserve">  ekstraksi python otomatis, checksum sha256 sumber tercantum di header.</w:t>
+      </w:r>
+    </w:p>
+    <w:p>
+      <w:pPr>
+        <w:pStyle w:val="ListBullet"/>
+      </w:pPr>
+      <w:r>
+        <w:t>Ini melengkapi (bukan menggantikan) salinan manual</w:t>
+      </w:r>
+    </w:p>
+    <w:p>
+      <w:r>
+        <w:t xml:space="preserve">  2026-10-06-prompt-2-lanjutan-mentah.md dan entri ringkasan Langkah 2-5;</w:t>
+      </w:r>
+    </w:p>
+    <w:p>
+      <w:r>
+        <w:t xml:space="preserve">  kini bagian awal sesi (perintah scaffold, "buat dokumen dulu", "nyalain</w:t>
+      </w:r>
+    </w:p>
+    <w:p>
+      <w:r>
+        <w:t xml:space="preserve">  laravel dan react", "mulai buat fitur asli") dan thinking ikut terarsip.</w:t>
+      </w:r>
+    </w:p>
+    <w:p>
+      <w:pPr>
+        <w:pStyle w:val="ListBullet"/>
+      </w:pPr>
+      <w:r>
+        <w:t>EKSPOR WORD DIJALANKAN ULANG (docs/export-word.sh, python-docx karena pandoc</w:t>
+      </w:r>
+    </w:p>
+    <w:p>
+      <w:r>
+        <w:t xml:space="preserve">  tak ada): docs/word/ = 2 berkas — AGENT.docx (42 KB, prompt v1+v2) &amp;</w:t>
+      </w:r>
+    </w:p>
+    <w:p>
+      <w:r>
+        <w:t xml:space="preserve">  log-mentah.docx (557 KB, 21.727 paragraf) yang kini IKUT MEMUAT transkrip</w:t>
+      </w:r>
+    </w:p>
+    <w:p>
+      <w:r>
+        <w:t xml:space="preserve">  lengkap (terverifikasi via python-docx: kunci "THINKING ASLI",</w:t>
+      </w:r>
+    </w:p>
+    <w:p>
+      <w:r>
+        <w:t xml:space="preserve">  "baut folde ritu", "verify.sh: SEMUA HIJAU", "sudha di commmit" ADA);</w:t>
+      </w:r>
+    </w:p>
+    <w:p>
+      <w:r>
+        <w:t xml:space="preserve">  docs/word-arsip/ tetap 8 berkas (ARSIP).</w:t>
+      </w:r>
+    </w:p>
+    <w:p>
+      <w:pPr>
+        <w:pStyle w:val="ListBullet"/>
+      </w:pPr>
+      <w:r>
+        <w:t>Berkas JSON mentah sesi (27 MB) TIDAK disalin ke repo (bobot repo); path +</w:t>
+      </w:r>
+    </w:p>
+    <w:p>
+      <w:r>
+        <w:t xml:space="preserve">  sha256 tercantum di header transkrip untuk verifikasi.</w:t>
+      </w:r>
+    </w:p>
+    <w:p>
+      <w:r/>
+    </w:p>
+    <w:p>
+      <w:r>
+        <w:t>────────────────────────────────────────</w:t>
+      </w:r>
+    </w:p>
+    <w:p>
+      <w:r/>
+    </w:p>
+    <w:p>
+      <w:pPr>
+        <w:pStyle w:val="Heading2"/>
+      </w:pPr>
+      <w:r>
+        <w:t>2026-10-06 04:54 WIB — Slice 02: sekolah/kelas/mapel/murid + impor-ekspor CSV + pengaturan tiga lapis</w:t>
+      </w:r>
+    </w:p>
+    <w:p>
+      <w:r/>
+    </w:p>
+    <w:p>
+      <w:r>
+        <w:t>Prompt pengguna (verbatim): "lanjut". Di sela pengerjaan pengguna menambahkan</w:t>
+      </w:r>
+    </w:p>
+    <w:p>
+      <w:r>
+        <w:t>kebijakan dokumen: "informasi jika dokument internal gant pake md jika</w:t>
+      </w:r>
+    </w:p>
+    <w:p>
+      <w:r>
+        <w:t>dokuemntasi unutuk non ai agent di dev hapar memakai microsoft word"</w:t>
+      </w:r>
+    </w:p>
+    <w:p>
+      <w:r>
+        <w:t>(diikuti: dokumen internal tetap .md; dokumen untuk manusia di ekspor ke Word).</w:t>
+      </w:r>
+    </w:p>
+    <w:p>
+      <w:r/>
+    </w:p>
+    <w:p>
+      <w:pPr>
+        <w:pStyle w:val="ListBullet"/>
+      </w:pPr>
+      <w:r>
+        <w:t>DIBUAT (backend): 5 migrasi (schools, classes, subjects, students, settings);</w:t>
+      </w:r>
+    </w:p>
+    <w:p>
+      <w:r>
+        <w:t xml:space="preserve">  model Sekolah/Kelas/Mapel/Murid/Pengaturan + 5 factory; enum LingkupPengaturan</w:t>
+      </w:r>
+    </w:p>
+    <w:p>
+      <w:r>
+        <w:t xml:space="preserve">  &amp; KunciPengaturan; service Sekolah/ImporMurid/EksporMurid/Murid/Pengaturan;</w:t>
+      </w:r>
+    </w:p>
+    <w:p>
+      <w:r>
+        <w:t xml:space="preserve">  5 Policy + registrasi Gate di AppServiceProvider; Form Request; Resource;</w:t>
+      </w:r>
+    </w:p>
+    <w:p>
+      <w:r>
+        <w:t xml:space="preserve">  5 controller; rute /api/v1 (sekolah, kelas, mapel, murid, impor, ekspor,</w:t>
+      </w:r>
+    </w:p>
+    <w:p>
+      <w:r>
+        <w:t xml:space="preserve">  pengaturan); seeder Sekolah + MasterData; berkas contoh CSV.</w:t>
+      </w:r>
+    </w:p>
+    <w:p>
+      <w:pPr>
+        <w:pStyle w:val="ListBullet"/>
+      </w:pPr>
+      <w:r>
+        <w:t>DIBUAT (frontend): sections/school/{api,validasi,HalamanKelas,HalamanMapel,</w:t>
+      </w:r>
+    </w:p>
+    <w:p>
+      <w:r>
+        <w:t xml:space="preserve">  HalamanMurid,HalamanImporMurid}.jsx + sections/settings/{api,HalamanPengaturan};</w:t>
+      </w:r>
+    </w:p>
+    <w:p>
+      <w:r>
+        <w:t xml:space="preserve">  rute + menu data di App.jsx; 3 berkas test Vitest.</w:t>
+      </w:r>
+    </w:p>
+    <w:p>
+      <w:pPr>
+        <w:pStyle w:val="ListBullet"/>
+      </w:pPr>
+      <w:r>
+        <w:t>PERBAIKAN yang ditemukan saat kerja: factory model di luar App\Models butuh</w:t>
+      </w:r>
+    </w:p>
+    <w:p>
+      <w:r>
+        <w:t xml:space="preserve">  newFactory(); spatie query-builder allowedFilters/allowedSorts bersifat</w:t>
+      </w:r>
+    </w:p>
+    <w:p>
+      <w:r>
+        <w:t xml:space="preserve">  variadik (array ditolak); email_verified_at tidak mass-assignable → forceFill</w:t>
+      </w:r>
+    </w:p>
+    <w:p>
+      <w:r>
+        <w:t xml:space="preserve">  di service impor/tambah; hashing test argon2id membuat impor 500 baris 78</w:t>
+      </w:r>
+    </w:p>
+    <w:p>
+      <w:r>
+        <w:t xml:space="preserve">  detik → di-pin bcrypt rounds 4 di tests/TestCase.php (produksi tetap Argon2id);</w:t>
+      </w:r>
+    </w:p>
+    <w:p>
+      <w:r>
+        <w:t xml:space="preserve">  tamu ke /api/* non-JSON sebelumnya 500 "Route [login] not defined" → kini</w:t>
+      </w:r>
+    </w:p>
+    <w:p>
+      <w:r>
+        <w:t xml:space="preserve">  401 JSON (redirectGuestsTo + render AuthenticationException).</w:t>
+      </w:r>
+    </w:p>
+    <w:p>
+      <w:pPr>
+        <w:pStyle w:val="ListBullet"/>
+      </w:pPr>
+      <w:r>
+        <w:t>BUKTI: verify.sh SEMUA HIJAU (Pest 43/183, Pint, checkJs, ESLint, Vitest 37,</w:t>
+      </w:r>
+    </w:p>
+    <w:p>
+      <w:r>
+        <w:t xml:space="preserve">  realtime); smoke curl nyata: impor 4 murid, ekspor CSV, set pengaturan sekolah,</w:t>
+      </w:r>
+    </w:p>
+    <w:p>
+      <w:r>
+        <w:t xml:space="preserve">  murid melihat retry=false, murid ubah = 403, tamu ekspor = 401 JSON.</w:t>
       </w:r>
     </w:p>
     <w:sectPr>

--- a/docs/word-arsip/(ARSIP) laporan-kerja-prompt-2.docx
+++ b/docs/word-arsip/(ARSIP) laporan-kerja-prompt-2.docx
@@ -1580,6 +1580,161 @@
     <w:p>
       <w:r>
         <w:t xml:space="preserve">  murid melihat retry=false, murid ubah = 403, tamu ekspor = 401 JSON.</w:t>
+      </w:r>
+    </w:p>
+    <w:p>
+      <w:r/>
+    </w:p>
+    <w:p>
+      <w:r>
+        <w:t>────────────────────────────────────────</w:t>
+      </w:r>
+    </w:p>
+    <w:p>
+      <w:r/>
+    </w:p>
+    <w:p>
+      <w:pPr>
+        <w:pStyle w:val="Heading2"/>
+      </w:pPr>
+      <w:r>
+        <w:t>2026-10-06 05:29:23 WIB — Revisi dokumentasi: Word bonus (prompt, ringkasan prompt, log mentah utuh)</w:t>
+      </w:r>
+    </w:p>
+    <w:p>
+      <w:r/>
+    </w:p>
+    <w:p>
+      <w:r>
+        <w:t>Prompt pengguna (verbatim, dengan typo): "revisi untuk dokumentasi ingat di docs</w:t>
+      </w:r>
+    </w:p>
+    <w:p>
+      <w:r>
+        <w:t>agents dll pake md dan yang bener ebenr ringkasan rpmot dna prmot itu di buat</w:t>
+      </w:r>
+    </w:p>
+    <w:p>
+      <w:r>
+        <w:t>dalam word bukan md selain itu log nya kau ambil di namun kau gka pelro</w:t>
+      </w:r>
+    </w:p>
+    <w:p>
+      <w:r>
+        <w:t>potong/ringkas dll bairkna log nya semua nay dalam word".</w:t>
+      </w:r>
+    </w:p>
+    <w:p>
+      <w:r>
+        <w:t>Klarifikasi pengguna: sumber log = SEMUA berkas sesi (chat-messages.json,</w:t>
+      </w:r>
+    </w:p>
+    <w:p>
+      <w:r>
+        <w:t>log.jsonl, run-state.json, chat-meta.json); Word = dokumentasi BONUS; log wajib</w:t>
+      </w:r>
+    </w:p>
+    <w:p>
+      <w:r>
+        <w:t>diperbarui setiap commit.</w:t>
+      </w:r>
+    </w:p>
+    <w:p>
+      <w:r/>
+    </w:p>
+    <w:p>
+      <w:pPr>
+        <w:pStyle w:val="ListBullet"/>
+      </w:pPr>
+      <w:r>
+        <w:t>KEBIJAKAN: dokumen internal tetap .md (AGENT.md, chunks, docs/*.md); Word</w:t>
+      </w:r>
+    </w:p>
+    <w:p>
+      <w:r>
+        <w:t xml:space="preserve">  (docs/word/) adalah bonus untuk dibaca manusia.</w:t>
+      </w:r>
+    </w:p>
+    <w:p>
+      <w:pPr>
+        <w:pStyle w:val="ListBullet"/>
+      </w:pPr>
+      <w:r>
+        <w:t>DIBUAT: docs/export_word_sesi.py — penulis DOCX ringan (XML+zip) yang memuat</w:t>
+      </w:r>
+    </w:p>
+    <w:p>
+      <w:r>
+        <w:t xml:space="preserve">  log mentah UTUH: lampiran prompt, thinking, narasi, tool (input+output),</w:t>
+      </w:r>
+    </w:p>
+    <w:p>
+      <w:r>
+        <w:t xml:space="preserve">  ask-user, mode-divider, userError, metadata; lalu chat-meta.json, log.jsonl</w:t>
+      </w:r>
+    </w:p>
+    <w:p>
+      <w:r>
+        <w:t xml:space="preserve">  (semua baris), dan run-state.json, ditambah log kerja docs/log-mentah/*.md.</w:t>
+      </w:r>
+    </w:p>
+    <w:p>
+      <w:r>
+        <w:t xml:space="preserve">  Menggabungkan baris via &lt;w:br/&gt; agar jumlah paragraf wajar (≈7.000), bukan</w:t>
+      </w:r>
+    </w:p>
+    <w:p>
+      <w:r>
+        <w:t xml:space="preserve">  ratusan ribu — isi tetap apa adanya tanpa potong/ringkas.</w:t>
+      </w:r>
+    </w:p>
+    <w:p>
+      <w:pPr>
+        <w:pStyle w:val="ListBullet"/>
+      </w:pPr>
+      <w:r>
+        <w:t>DIUBAH: docs/export-word.sh — docs/word/ kini = AGENT.docx (prompt v1+v2),</w:t>
+      </w:r>
+    </w:p>
+    <w:p>
+      <w:r>
+        <w:t xml:space="preserve">  ringkasan-prompt.docx (jurnal), log-mentah.docx (log utuh dari berkas sesi);</w:t>
+      </w:r>
+    </w:p>
+    <w:p>
+      <w:r>
+        <w:t xml:space="preserve">  word-arsip tetap arsip. SESI_DIR dapat diatur lewat env.</w:t>
+      </w:r>
+    </w:p>
+    <w:p>
+      <w:pPr>
+        <w:pStyle w:val="ListBullet"/>
+      </w:pPr>
+      <w:r>
+        <w:t>DIUBAH: 00-index.json + AGENT.md — dicatat kebijakan md vs Word bonus dan</w:t>
+      </w:r>
+    </w:p>
+    <w:p>
+      <w:r>
+        <w:t xml:space="preserve">  kewajiban memperbarui log setiap commit.</w:t>
+      </w:r>
+    </w:p>
+    <w:p>
+      <w:pPr>
+        <w:pStyle w:val="ListBullet"/>
+      </w:pPr>
+      <w:r>
+        <w:t>BUKTI: docs/word/log-mentah.docx ≈ 6,6 MB, 54 pesan, 1.624 baris log.jsonl,</w:t>
+      </w:r>
+    </w:p>
+    <w:p>
+      <w:r>
+        <w:t xml:space="preserve">  terverifikasi via python-docx memuat "THINKING ASLI", "PESAN 54",</w:t>
+      </w:r>
+    </w:p>
+    <w:p>
+      <w:r>
+        <w:t xml:space="preserve">  "run-state.json", dan prompt pertama "baut folde ritu".</w:t>
       </w:r>
     </w:p>
     <w:sectPr>

--- a/docs/word-arsip/(ARSIP) laporan-kerja-prompt-2.docx
+++ b/docs/word-arsip/(ARSIP) laporan-kerja-prompt-2.docx
@@ -1735,6 +1735,340 @@
     <w:p>
       <w:r>
         <w:t xml:space="preserve">  "run-state.json", dan prompt pertama "baut folde ritu".</w:t>
+      </w:r>
+    </w:p>
+    <w:p>
+      <w:r/>
+    </w:p>
+    <w:p>
+      <w:r>
+        <w:t>────────────────────────────────────────</w:t>
+      </w:r>
+    </w:p>
+    <w:p>
+      <w:r/>
+    </w:p>
+    <w:p>
+      <w:pPr>
+        <w:pStyle w:val="Heading2"/>
+      </w:pPr>
+      <w:r>
+        <w:t>2026-10-06 06:42 WIB — Patch UI baru diterapkan, smoke CDP, tata ulang dokumen Word, revisi mapel</w:t>
+      </w:r>
+    </w:p>
+    <w:p>
+      <w:r/>
+    </w:p>
+    <w:p>
+      <w:r>
+        <w:t>Prompt pengguna (verbatim, typo dibiarkan): "lanjutkan dan ku sudha berikan info</w:t>
+      </w:r>
+    </w:p>
+    <w:p>
+      <w:r>
+        <w:t>elbih alnjut di docs di agent.txt lanjutkan". Saat pekerjaan berjalan pengguna</w:t>
+      </w:r>
+    </w:p>
+    <w:p>
+      <w:r>
+        <w:t>menambahkan revisi (verbatim): "revisi asingkron gak pelru ada list mapel yang</w:t>
+      </w:r>
+    </w:p>
+    <w:p>
+      <w:r>
+        <w:t>ngatur guru nya sendiri".</w:t>
+      </w:r>
+    </w:p>
+    <w:p>
+      <w:r/>
+    </w:p>
+    <w:p>
+      <w:r>
+        <w:t>CATATAN: berkas yang dimaksud pengguna ternyata BUKAN docs/agent.txt (tidak ada),</w:t>
+      </w:r>
+    </w:p>
+    <w:p>
+      <w:r>
+        <w:t>melainkan dua catatan di docs/log-mentah/agent.txt ("taruh dokumentasi Word di</w:t>
+      </w:r>
+    </w:p>
+    <w:p>
+      <w:r>
+        <w:t>sini: rangkuman prompt dan log lengkap semua char di freebuff") dan</w:t>
+      </w:r>
+    </w:p>
+    <w:p>
+      <w:r>
+        <w:t>docs/word/agent.txt ("jadikan folder ini dokumen untuk AI, jadiin docx-nya jadi md</w:t>
+      </w:r>
+    </w:p>
+    <w:p>
+      <w:r>
+        <w:t>juga; log mentah dan ringkasan pindahin ke log-mentah"). Keduanya dipindahkan ke</w:t>
+      </w:r>
+    </w:p>
+    <w:p>
+      <w:r>
+        <w:t>docs/log-mentah/arsip-prompt/catatan-agent-2026-10-06-*.txt sebagai bukti proses.</w:t>
+      </w:r>
+    </w:p>
+    <w:p>
+      <w:r/>
+    </w:p>
+    <w:p>
+      <w:pPr>
+        <w:pStyle w:val="ListBullet"/>
+      </w:pPr>
+      <w:r>
+        <w:t>PATCH UI BARU DITERAPKAN (git apply -p1 ui-baru-upgrade-timeout.patch; lalu</w:t>
+      </w:r>
+    </w:p>
+    <w:p>
+      <w:r>
+        <w:t xml:space="preserve">  --exclude='*App.jsx' untuk ui-baru.patch; App.jsx + KerangkaUmum.jsx ditulis</w:t>
+      </w:r>
+    </w:p>
+    <w:p>
+      <w:r>
+        <w:t xml:space="preserve">  ulang manual agar rute slice 02 tetap hidup di router baru):</w:t>
+      </w:r>
+    </w:p>
+    <w:p>
+      <w:pPr>
+        <w:pStyle w:val="ListBullet"/>
+      </w:pPr>
+      <w:r>
+        <w:t>BARU: shared/layout/{KerangkaAuth,KerangkaUmum,Merek,TombolTema}.jsx,</w:t>
+      </w:r>
+    </w:p>
+    <w:p>
+      <w:r>
+        <w:rPr>
+          <w:rFonts w:ascii="Courier New" w:hAnsi="Courier New"/>
+          <w:sz w:val="18"/>
+        </w:rPr>
+        <w:t xml:space="preserve">    shared/store/tema.js, shared/ui/{Banner,Isian,Langkah,Maskot,MeterSandi,</w:t>
+      </w:r>
+    </w:p>
+    <w:p>
+      <w:r>
+        <w:rPr>
+          <w:rFonts w:ascii="Courier New" w:hAnsi="Courier New"/>
+          <w:sz w:val="18"/>
+        </w:rPr>
+        <w:t xml:space="preserve">    Tombol}.jsx, shared/ui/{kekuatanSandi,useHitungMundur}.js,</w:t>
+      </w:r>
+    </w:p>
+    <w:p>
+      <w:r>
+        <w:rPr>
+          <w:rFonts w:ascii="Courier New" w:hAnsi="Courier New"/>
+          <w:sz w:val="18"/>
+        </w:rPr>
+        <w:t xml:space="preserve">    sections/home/{Beranda,HalamanTidakDitemukan}.jsx,</w:t>
+      </w:r>
+    </w:p>
+    <w:p>
+      <w:r>
+        <w:rPr>
+          <w:rFonts w:ascii="Courier New" w:hAnsi="Courier New"/>
+          <w:sz w:val="18"/>
+        </w:rPr>
+        <w:t xml:space="preserve">    sections/auth/{KartuAuth,KirimUlangVerifikasi,PeringatanTunggu}.jsx.</w:t>
+      </w:r>
+    </w:p>
+    <w:p>
+      <w:pPr>
+        <w:pStyle w:val="ListBullet"/>
+      </w:pPr>
+      <w:r>
+        <w:t>DIUBAH: App.jsx (KerangkaAuth/KerangkaUmum/HanyaTamu/HanyaGuru, LayarMemuat,</w:t>
+      </w:r>
+    </w:p>
+    <w:p>
+      <w:r>
+        <w:rPr>
+          <w:rFonts w:ascii="Courier New" w:hAnsi="Courier New"/>
+          <w:sz w:val="18"/>
+        </w:rPr>
+        <w:t xml:space="preserve">    listener auth:sesi-habis), icons.jsx, main.jsx, 6 halaman auth, authStore.js</w:t>
+      </w:r>
+    </w:p>
+    <w:p>
+      <w:r>
+        <w:rPr>
+          <w:rFonts w:ascii="Courier New" w:hAnsi="Courier New"/>
+          <w:sz w:val="18"/>
+        </w:rPr>
+        <w:t xml:space="preserve">    (+sesiSiap, pulihkanSesi, sudahDitampilkanSebagaiTunggu), toast.jsx,</w:t>
+      </w:r>
+    </w:p>
+    <w:p>
+      <w:r>
+        <w:rPr>
+          <w:rFonts w:ascii="Courier New" w:hAnsi="Courier New"/>
+          <w:sz w:val="18"/>
+        </w:rPr>
+        <w:t xml:space="preserve">    theme.css, client.js (timeout 15.000 ms), KerangkaUmum.jsx (nav menu-data</w:t>
+      </w:r>
+    </w:p>
+    <w:p>
+      <w:r>
+        <w:rPr>
+          <w:rFonts w:ascii="Courier New" w:hAnsi="Courier New"/>
+          <w:sz w:val="18"/>
+        </w:rPr>
+        <w:t xml:space="preserve">    Kelas/Mapel/Murid/Pengaturan hanya guru/admin).</w:t>
+      </w:r>
+    </w:p>
+    <w:p>
+      <w:pPr>
+        <w:pStyle w:val="ListBullet"/>
+      </w:pPr>
+      <w:r>
+        <w:t>PERBAIKAN PAGAR MUTU yang muncul dari patch (semua ditemukan &amp; dibereskan,</w:t>
+      </w:r>
+    </w:p>
+    <w:p>
+      <w:r>
+        <w:t xml:space="preserve">  bukan di-skip): tema.test.js ditulis ulang pakai import.meta.glob (hindari</w:t>
+      </w:r>
+    </w:p>
+    <w:p>
+      <w:r>
+        <w:t xml:space="preserve">  node:fs/__dirname di environment ber-checkJs); useHitungMundur.test.jsx</w:t>
+      </w:r>
+    </w:p>
+    <w:p>
+      <w:r>
+        <w:t xml:space="preserve">  di-rewrite (nilai hook ditangkap lewat useEffect + ambilApi() agar ESLint</w:t>
+      </w:r>
+    </w:p>
+    <w:p>
+      <w:r>
+        <w:t xml:space="preserve">  react-hooks/globals tidak error); tema.test.js diberi</w:t>
+      </w:r>
+    </w:p>
+    <w:p>
+      <w:r>
+        <w:t xml:space="preserve">  "// @vitest-environment jsdom" (environment default repo = node).</w:t>
+      </w:r>
+    </w:p>
+    <w:p>
+      <w:pPr>
+        <w:pStyle w:val="ListBullet"/>
+      </w:pPr>
+      <w:r>
+        <w:t>BUKTI: verify.sh SEMUA HIJAU (6/6; Pest + Pint + checkJs + ESLint + Vitest 16</w:t>
+      </w:r>
+    </w:p>
+    <w:p>
+      <w:r>
+        <w:t xml:space="preserve">  berkas/71 test + realtime 2); npm run build sukses (267 modul,</w:t>
+      </w:r>
+    </w:p>
+    <w:p>
+      <w:r>
+        <w:t xml:space="preserve">  index-CaQWaurO.js 533,95 kB); sisa 2 warning react-hooks/incompatible-library</w:t>
+      </w:r>
+    </w:p>
+    <w:p>
+      <w:r>
+        <w:t xml:space="preserve">  dari watch() RHF (warning, bukan error).</w:t>
+      </w:r>
+    </w:p>
+    <w:p>
+      <w:pPr>
+        <w:pStyle w:val="ListBullet"/>
+      </w:pPr>
+      <w:r>
+        <w:t>SMOKE CDP (Chrome headless --headless=old, port 9333, docs/smoke-ui-cdp.mjs):</w:t>
+      </w:r>
+    </w:p>
+    <w:p>
+      <w:r>
+        <w:t xml:space="preserve">  login admin lewat fetch sesi Sanctum -&gt; status 200 role admin; lalu:</w:t>
+      </w:r>
+    </w:p>
+    <w:p>
+      <w:r>
+        <w:t xml:space="preserve">  /kelas "Kelola Kelas" (5A/6A/6B dari seeder), /mapel "Kelola Mata Pelajaran"</w:t>
+      </w:r>
+    </w:p>
+    <w:p>
+      <w:r>
+        <w:t xml:space="preserve">  (BIN/IPA/MTK), /murid "Data Murid" (Ayu/Budi/Citra, tombol Impor &amp; Ekspor CSV),</w:t>
+      </w:r>
+    </w:p>
+    <w:p>
+      <w:r>
+        <w:t xml:space="preserve">  /murid/impor "Impor Murid dari CSV", /pengaturan "Pengaturan Tiga Lapis";</w:t>
+      </w:r>
+    </w:p>
+    <w:p>
+      <w:r>
+        <w:t xml:space="preserve">  nav menampilkan Kelas|Mapel|Murid|Pengaturan =&gt; menu guru aktif. Judul tab</w:t>
+      </w:r>
+    </w:p>
+    <w:p>
+      <w:r>
+        <w:t xml:space="preserve">  "Ulangan Sekolah".</w:t>
+      </w:r>
+    </w:p>
+    <w:p>
+      <w:pPr>
+        <w:pStyle w:val="ListBullet"/>
+      </w:pPr>
+      <w:r>
+        <w:t>TATA ULANG DOKUMEN WORD (permintaan pengguna): docs/word/ = dokumentasi untuk</w:t>
+      </w:r>
+    </w:p>
+    <w:p>
+      <w:r>
+        <w:t xml:space="preserve">  AI dalam .docx DAN .md -&gt; docs/word/AGENT.docx + docs/word/AGENT.md (isi</w:t>
+      </w:r>
+    </w:p>
+    <w:p>
+      <w:r>
+        <w:t xml:space="preserve">  identik: prompt v1+v2); docs/log-mentah/ = ringkasan-prompt.docx + log-mentah.docx</w:t>
+      </w:r>
+    </w:p>
+    <w:p>
+      <w:r>
+        <w:t xml:space="preserve">  (Word, isi apa adanya). export-word.sh diperbarui mengikuti tata letak ini.</w:t>
+      </w:r>
+    </w:p>
+    <w:p>
+      <w:r>
+        <w:t xml:space="preserve">  log-mentah.docx sekarang 7,07 MB (60 pesan, 1.815 baris log.jsonl).</w:t>
+      </w:r>
+    </w:p>
+    <w:p>
+      <w:pPr>
+        <w:pStyle w:val="ListBullet"/>
+      </w:pPr>
+      <w:r>
+        <w:t>REVISI MAPEL: mapel = data induk tingkat sekolah; tidak ada daftar guru</w:t>
+      </w:r>
+    </w:p>
+    <w:p>
+      <w:r>
+        <w:t xml:space="preserve">  pengampu per mapel. Kode slice 02 memang sudah seperti itu (Mapel tanpa kolom</w:t>
+      </w:r>
+    </w:p>
+    <w:p>
+      <w:r>
+        <w:t xml:space="preserve">  guru, form mapel hanya nama+kode), jadi tidak ada perubahan kode — aturannya</w:t>
+      </w:r>
+    </w:p>
+    <w:p>
+      <w:r>
+        <w:t xml:space="preserve">  dicatat sebagai constraint di chunks/slice-02.json agar slice lanjutan tidak</w:t>
+      </w:r>
+    </w:p>
+    <w:p>
+      <w:r>
+        <w:t xml:space="preserve">  menambahkannya.</w:t>
       </w:r>
     </w:p>
     <w:sectPr>

--- a/docs/word-arsip/(ARSIP) laporan-kerja-prompt-2.docx
+++ b/docs/word-arsip/(ARSIP) laporan-kerja-prompt-2.docx
@@ -2069,6 +2069,814 @@
     <w:p>
       <w:r>
         <w:t xml:space="preserve">  menambahkannya.</w:t>
+      </w:r>
+    </w:p>
+    <w:p>
+      <w:r/>
+    </w:p>
+    <w:p>
+      <w:r>
+        <w:t>────────────────────────────────────────</w:t>
+      </w:r>
+    </w:p>
+    <w:p>
+      <w:r/>
+    </w:p>
+    <w:p>
+      <w:pPr>
+        <w:pStyle w:val="Heading2"/>
+      </w:pPr>
+      <w:r>
+        <w:t>2026-10-06 ±07.00–09.49 WIB — Slice 03: bank soal, kuis, tag, soal objektif (frontend) + pemulihan kerja backend/auth UX</w:t>
+      </w:r>
+    </w:p>
+    <w:p>
+      <w:r/>
+    </w:p>
+    <w:p>
+      <w:r>
+        <w:t>Prompt pengguna pada tahap ini: "lanjutkan" lalu "lanjut" — melanjutkan pekerjaan slice 03</w:t>
+      </w:r>
+    </w:p>
+    <w:p>
+      <w:r>
+        <w:t>(backend sudah ditulis pada tahap sebelumnya dan sudah lulus test). Tidak ada perubahan dokumen</w:t>
+      </w:r>
+    </w:p>
+    <w:p>
+      <w:r>
+        <w:t>acuan pada tahap ini; seluruh aturan slice 03 diambil apa adanya dari `chunks/slice-03.json`.</w:t>
+      </w:r>
+    </w:p>
+    <w:p>
+      <w:r/>
+    </w:p>
+    <w:p>
+      <w:pPr>
+        <w:pStyle w:val="Heading3"/>
+      </w:pPr>
+      <w:r>
+        <w:t>1) Memastikan titik awal bersih sebelum menulis kode baru</w:t>
+      </w:r>
+    </w:p>
+    <w:p>
+      <w:r/>
+    </w:p>
+    <w:p>
+      <w:pPr>
+        <w:pStyle w:val="ListBullet"/>
+      </w:pPr>
+      <w:r>
+        <w:t>`git status` menunjukkan backend slice 03 (Question/Quiz/migrasi/factory/seeder/rute/policy)</w:t>
+      </w:r>
+    </w:p>
+    <w:p>
+      <w:r>
+        <w:t xml:space="preserve">  dan perubahan auth UX + penghapusan maskot buku masih belum dikomit; frontend slice 03 belum ada</w:t>
+      </w:r>
+    </w:p>
+    <w:p>
+      <w:r>
+        <w:t xml:space="preserve">  sama sekali (`frontend/src/sections/question` dan `frontend/src/sections/quiz` hanya berisi</w:t>
+      </w:r>
+    </w:p>
+    <w:p>
+      <w:r>
+        <w:t xml:space="preserve">  `.gitkeep`).</w:t>
+      </w:r>
+    </w:p>
+    <w:p>
+      <w:pPr>
+        <w:pStyle w:val="ListBullet"/>
+      </w:pPr>
+      <w:r>
+        <w:t>`./verify.sh` dijalankan penuh lebih dahulu: **SEMUA HIJAU** (6 gate). Karena hijau, pekerjaan</w:t>
+      </w:r>
+    </w:p>
+    <w:p>
+      <w:r>
+        <w:t xml:space="preserve">  yang menggantung dikomit lebih dahulu agar frontend slice 03 tidak menumpuk pada satu commit besar.</w:t>
+      </w:r>
+    </w:p>
+    <w:p>
+      <w:r/>
+    </w:p>
+    <w:p>
+      <w:pPr>
+        <w:pStyle w:val="Heading3"/>
+      </w:pPr>
+      <w:r>
+        <w:t>2) Tiga commit + push (pesan Bahasa Indonesia, berisi alasan "kenapa")</w:t>
+      </w:r>
+    </w:p>
+    <w:p>
+      <w:r/>
+    </w:p>
+    <w:p>
+      <w:pPr>
+        <w:pStyle w:val="ListBullet"/>
+      </w:pPr>
+      <w:r>
+        <w:t>`93e0571 Slice 03 backend: bank soal, tag, kuis, dan registry soal objektif` — 43 berkas</w:t>
+      </w:r>
+    </w:p>
+    <w:p>
+      <w:r>
+        <w:t xml:space="preserve">  (Sections/Question/**, Sections/Quiz/**, 4 migrasi, 3 factory, BankSoalSeeder, rute, policy,</w:t>
+      </w:r>
+    </w:p>
+    <w:p>
+      <w:r>
+        <w:t xml:space="preserve">  `tests/Feature/BankSoalTest.php`).</w:t>
+      </w:r>
+    </w:p>
+    <w:p>
+      <w:pPr>
+        <w:pStyle w:val="ListBullet"/>
+      </w:pPr>
+      <w:r>
+        <w:t>`1a555a8 Auth UX: daftar langsung masuk, kirim email fail-open, token sekali pakai` — backend</w:t>
+      </w:r>
+    </w:p>
+    <w:p>
+      <w:r>
+        <w:t xml:space="preserve">  (PengirimEmail baru, RegisterService/LoginService/VerifyEmailService/PasswordResetService,</w:t>
+      </w:r>
+    </w:p>
+    <w:p>
+      <w:r>
+        <w:t xml:space="preserve">  EnsureAccountUsable allowlist, AuthController) + frontend (api.js, HalamanDaftar,</w:t>
+      </w:r>
+    </w:p>
+    <w:p>
+      <w:r>
+        <w:t xml:space="preserve">  KirimUlangVerifikasi, HalamanPerluVerifikasi, GerbangUmum di App.jsx) + `AuthUxTest.php` (7 test)</w:t>
+      </w:r>
+    </w:p>
+    <w:p>
+      <w:r>
+        <w:t xml:space="preserve">  + `sections/auth/skemaDaftar.test.js` (5 test).</w:t>
+      </w:r>
+    </w:p>
+    <w:p>
+      <w:pPr>
+        <w:pStyle w:val="ListBullet"/>
+      </w:pPr>
+      <w:r>
+        <w:t>`82c030c Hapus maskot buku, ganti dengan ikon yang sudah ada` — Maskot.jsx, komponen.test.jsx,</w:t>
+      </w:r>
+    </w:p>
+    <w:p>
+      <w:r>
+        <w:t xml:space="preserve">  theme.css, main.jsx, KerangkaAuth, Beranda, HalamanTidakDitemukan, HalamanVerifikasiEmail,</w:t>
+      </w:r>
+    </w:p>
+    <w:p>
+      <w:r>
+        <w:t xml:space="preserve">  HalamanAturUlangSandi.</w:t>
+      </w:r>
+    </w:p>
+    <w:p>
+      <w:pPr>
+        <w:pStyle w:val="ListBullet"/>
+      </w:pPr>
+      <w:r>
+        <w:t>`git push origin main` → `4a992c7..82c030c`.</w:t>
+      </w:r>
+    </w:p>
+    <w:p>
+      <w:r/>
+    </w:p>
+    <w:p>
+      <w:pPr>
+        <w:pStyle w:val="Heading3"/>
+      </w:pPr>
+      <w:r>
+        <w:t>3) Frontend slice 03 — berkas yang dibangun</w:t>
+      </w:r>
+    </w:p>
+    <w:p>
+      <w:r/>
+    </w:p>
+    <w:p>
+      <w:r>
+        <w:t>Registry &amp; validasi:</w:t>
+      </w:r>
+    </w:p>
+    <w:p>
+      <w:r/>
+    </w:p>
+    <w:p>
+      <w:pPr>
+        <w:pStyle w:val="ListBullet"/>
+      </w:pPr>
+      <w:r>
+        <w:t>`frontend/src/sections/question/tipeSoal.js` — cermin `Enums/TipeSoal` + `RegistryTipeSoal`:</w:t>
+      </w:r>
+    </w:p>
+    <w:p>
+      <w:r>
+        <w:t xml:space="preserve">  `TIPE`, `LABEL_TIPE`, `TIPE_OBJEKTIF` (4 tipe), `DAFTAR_TIPE` untuk &lt;select&gt; (tipe esai ikut</w:t>
+      </w:r>
+    </w:p>
+    <w:p>
+      <w:r>
+        <w:t xml:space="preserve">  tampil tetapi `disabled` + "(belum tersedia)" supaya guru tahu urutannya), batas MIN_OPSI/</w:t>
+      </w:r>
+    </w:p>
+    <w:p>
+      <w:r>
+        <w:t xml:space="preserve">  MAKS_OPSI/MIN_ITEM/MAKS_MATEMATIKA, pembantu `teksAman/daftarAman/rekamanTeks/daftarTeks/</w:t>
+      </w:r>
+    </w:p>
+    <w:p>
+      <w:r>
+        <w:t xml:space="preserve">  idBerikut`, lalu builder `stateSoalKosong/stateDariSoal/kontenDariState/kunciDariState/</w:t>
+      </w:r>
+    </w:p>
+    <w:p>
+      <w:r>
+        <w:t xml:space="preserve">  urutanDariItem/muatanDariState` (state editor → konten/kunci sesuai bentuk yang diterima</w:t>
+      </w:r>
+    </w:p>
+    <w:p>
+      <w:r>
+        <w:t xml:space="preserve">  registry backend).</w:t>
+      </w:r>
+    </w:p>
+    <w:p>
+      <w:pPr>
+        <w:pStyle w:val="ListBullet"/>
+      </w:pPr>
+      <w:r>
+        <w:t>`frontend/src/sections/question/validasi.js` — `skemaTagForm`, `skemaKuisForm` (termasuk refine</w:t>
+      </w:r>
+    </w:p>
+    <w:p>
+      <w:r>
+        <w:t xml:space="preserve">  "jadwal selesai wajib setelah jadwal mulai"), dan `validasiSoal()` yang meniru aturan backend</w:t>
+      </w:r>
+    </w:p>
+    <w:p>
+      <w:r>
+        <w:t xml:space="preserve">  (teks wajib; PG 2–6 opsi + teks tiap opsi + id unik + kunci menunjuk opsi; menjodohkan ≥2</w:t>
+      </w:r>
+    </w:p>
+    <w:p>
+      <w:r>
+        <w:t xml:space="preserve">  kiri/kanan + setiap kiri punya pasangan valid; mengurutkan ≥2 item + nomor urut harus permutasi</w:t>
+      </w:r>
+    </w:p>
+    <w:p>
+      <w:r>
+        <w:t xml:space="preserve">  1..n; skor 1–100) agar guru melihat pesan jelas sebelum menabrak 422 server.</w:t>
+      </w:r>
+    </w:p>
+    <w:p>
+      <w:r/>
+    </w:p>
+    <w:p>
+      <w:r>
+        <w:t>Klien API (semua respons divalidasi Zod):</w:t>
+      </w:r>
+    </w:p>
+    <w:p>
+      <w:r/>
+    </w:p>
+    <w:p>
+      <w:pPr>
+        <w:pStyle w:val="ListBullet"/>
+      </w:pPr>
+      <w:r>
+        <w:t>`frontend/src/sections/question/api.js` — `skemaTag`, `skemaSoal` (versi guru, memuat `kunci`),</w:t>
+      </w:r>
+    </w:p>
+    <w:p>
+      <w:r>
+        <w:t xml:space="preserve">  `skemaSoalMurid` (tanpa `kunci`/`pembahasan`), `skemaHalamanSoal` (paginasi `data`+`meta`),</w:t>
+      </w:r>
+    </w:p>
+    <w:p>
+      <w:r>
+        <w:t xml:space="preserve">  `ambilTag/buatTag/ubahTag/hapusTag`, `ambilSoal` (filter `filter[subject_id|tag_id|tipe]`),</w:t>
+      </w:r>
+    </w:p>
+    <w:p>
+      <w:r>
+        <w:t xml:space="preserve">  `buatSoal/ubahSoal/hapusSoal`.</w:t>
+      </w:r>
+    </w:p>
+    <w:p>
+      <w:pPr>
+        <w:pStyle w:val="ListBullet"/>
+      </w:pPr>
+      <w:r>
+        <w:t>`frontend/src/sections/quiz/api.js` — `skemaSoalTampil` (kunci opsional; hanya guru yang</w:t>
+      </w:r>
+    </w:p>
+    <w:p>
+      <w:r>
+        <w:t xml:space="preserve">  menerimanya), `skemaKuis`, `ambilKuis/ambilKuisDetail/buatKuis/ubahKuis/hapusKuis/</w:t>
+      </w:r>
+    </w:p>
+    <w:p>
+      <w:r>
+        <w:t xml:space="preserve">  sinkronSoalKuis/publikasiKuis/arsipkanKuis`.</w:t>
+      </w:r>
+    </w:p>
+    <w:p>
+      <w:r/>
+    </w:p>
+    <w:p>
+      <w:r>
+        <w:t>Renderer soal objektif (dipakai editor guru DAN layar murid — satu sumber):</w:t>
+      </w:r>
+    </w:p>
+    <w:p>
+      <w:r/>
+    </w:p>
+    <w:p>
+      <w:pPr>
+        <w:pStyle w:val="ListBullet"/>
+      </w:pPr>
+      <w:r>
+        <w:t>`render/MediaSoal.jsx` — MathML dari guru diubah menjadi elemen React lewat `DOMParser` +</w:t>
+      </w:r>
+    </w:p>
+    <w:p>
+      <w:r>
+        <w:t xml:space="preserve">  daftar putih tag/atribut MathML. Ini dipilih karena aturan repo `react/no-danger: error` melarang</w:t>
+      </w:r>
+    </w:p>
+    <w:p>
+      <w:r>
+        <w:t xml:space="preserve">  `dangerouslySetInnerHTML`; hasilnya MathML tetap native, tag di luar daftar putih hanya diambil</w:t>
+      </w:r>
+    </w:p>
+    <w:p>
+      <w:r>
+        <w:t xml:space="preserve">  teksnya (uji: `&lt;script&gt;` di dalam `&lt;math&gt;` tidak ikut terender). Bila DOMParser tidak ada,</w:t>
+      </w:r>
+    </w:p>
+    <w:p>
+      <w:r>
+        <w:t xml:space="preserve">  ditampilkan teks tanpa tag sebagai cadangan.</w:t>
+      </w:r>
+    </w:p>
+    <w:p>
+      <w:pPr>
+        <w:pStyle w:val="ListBullet"/>
+      </w:pPr>
+      <w:r>
+        <w:t>`render/SoalPilihanGanda.jsx` (radio per opsi), `render/SoalBenarSalah.jsx` (radio</w:t>
+      </w:r>
+    </w:p>
+    <w:p>
+      <w:r>
+        <w:t xml:space="preserve">  Benar/Salah), `render/SoalMenjodohkan.jsx` (satu `&lt;select&gt;` per item kiri), </w:t>
+      </w:r>
+    </w:p>
+    <w:p>
+      <w:r>
+        <w:t xml:space="preserve">  `render/SoalMengurutkan.jsx` (isian nomor urut per item), `render/RendererSoal.jsx` (dispatcher;</w:t>
+      </w:r>
+    </w:p>
+    <w:p>
+      <w:r>
+        <w:t xml:space="preserve">  tipe tak dikenal memberi keterangan, bukan crash).</w:t>
+      </w:r>
+    </w:p>
+    <w:p>
+      <w:pPr>
+        <w:pStyle w:val="ListBullet"/>
+      </w:pPr>
+      <w:r>
+        <w:t>Kunci jawaban hanya tampil bila prop `tampilkanKunci` true (dipakai editor + layar guru).</w:t>
+      </w:r>
+    </w:p>
+    <w:p>
+      <w:r/>
+    </w:p>
+    <w:p>
+      <w:r>
+        <w:t>Halaman:</w:t>
+      </w:r>
+    </w:p>
+    <w:p>
+      <w:r/>
+    </w:p>
+    <w:p>
+      <w:pPr>
+        <w:pStyle w:val="ListBullet"/>
+      </w:pPr>
+      <w:r>
+        <w:t>`EditorSoal.jsx` — bidang berubah mengikuti tipe, kunci ditandai radio, pratinjau memakai</w:t>
+      </w:r>
+    </w:p>
+    <w:p>
+      <w:r>
+        <w:t xml:space="preserve">  renderer yang sama dengan layar murid, validasi klien sebelum kirim, catatan bahwa state editor</w:t>
+      </w:r>
+    </w:p>
+    <w:p>
+      <w:r>
+        <w:t xml:space="preserve">  direset lewat `key` dari panggung (tanpa `useEffect`).</w:t>
+      </w:r>
+    </w:p>
+    <w:p>
+      <w:pPr>
+        <w:pStyle w:val="ListBullet"/>
+      </w:pPr>
+      <w:r>
+        <w:t>`HalamanBankSoal.jsx` — saring mapel/tag/tipe, paginasi, ringkasan kunci per tipe, ubah/hapus.</w:t>
+      </w:r>
+    </w:p>
+    <w:p>
+      <w:pPr>
+        <w:pStyle w:val="ListBullet"/>
+      </w:pPr>
+      <w:r>
+        <w:t>`HalamanTag.jsx` — CRUD tag (tag = tema pemahaman, satu konsep).</w:t>
+      </w:r>
+    </w:p>
+    <w:p>
+      <w:pPr>
+        <w:pStyle w:val="ListBullet"/>
+      </w:pPr>
+      <w:r>
+        <w:t>`sections/quiz/HalamanKuis.jsx` — daftar kuis + form (judul, mapel, kelas, durasi, jadwal,</w:t>
+      </w:r>
+    </w:p>
+    <w:p>
+      <w:r>
+        <w:t xml:space="preserve">  acak soal/opsi) + panel "Susun soal" (centang bank soal, geser naik/turun, simpan susunan) +</w:t>
+      </w:r>
+    </w:p>
+    <w:p>
+      <w:r>
+        <w:t xml:space="preserve">  Terbitkan/Arsipkan/Hapus. Galat kelengkapan publikasi (soal/jadwal) muncul sebagai toast dari</w:t>
+      </w:r>
+    </w:p>
+    <w:p>
+      <w:r>
+        <w:t xml:space="preserve">  `pesanGalatApi`.</w:t>
+      </w:r>
+    </w:p>
+    <w:p>
+      <w:pPr>
+        <w:pStyle w:val="ListBullet"/>
+      </w:pPr>
+      <w:r>
+        <w:t>`sections/quiz/HalamanKuisMurid.jsx`, `HalamanKuisDetail.jsx` (guru melihat kunci + pembahasan,</w:t>
+      </w:r>
+    </w:p>
+    <w:p>
+      <w:r>
+        <w:t xml:space="preserve">  murid tidak), `PilihHalamanKuis.jsx` (pemilih berdasarkan peran), `status.js`</w:t>
+      </w:r>
+    </w:p>
+    <w:p>
+      <w:r>
+        <w:t xml:space="preserve">  (`statusTampilan`, `formatJadwal` lewat Intl `id-ID`, `formatDurasi`).</w:t>
+      </w:r>
+    </w:p>
+    <w:p>
+      <w:pPr>
+        <w:pStyle w:val="ListBullet"/>
+      </w:pPr>
+      <w:r>
+        <w:t>Rute baru di `routes.js` (`/bank-soal`, `/tag`, `/kuis`, `/kuis/:id`), `HanyaMasuk` +</w:t>
+      </w:r>
+    </w:p>
+    <w:p>
+      <w:r>
+        <w:t xml:space="preserve">  `GerbangUmum` di `App.jsx`, menu guru (Bank Soal, Tag, Kuis) dan menu murid (Ulangan Saya) di</w:t>
+      </w:r>
+    </w:p>
+    <w:p>
+      <w:r>
+        <w:t xml:space="preserve">  `KerangkaUmum.jsx`, gaya CSS slice 03 di `theme.css` (tanpa nilai hex — mengikuti aturan tema).</w:t>
+      </w:r>
+    </w:p>
+    <w:p>
+      <w:r/>
+    </w:p>
+    <w:p>
+      <w:pPr>
+        <w:pStyle w:val="Heading3"/>
+      </w:pPr>
+      <w:r>
+        <w:t>4) Pagar mutu (dijalankan, bukan diklaim)</w:t>
+      </w:r>
+    </w:p>
+    <w:p>
+      <w:r/>
+    </w:p>
+    <w:p>
+      <w:pPr>
+        <w:pStyle w:val="ListBullet"/>
+      </w:pPr>
+      <w:r>
+        <w:t>`npm run check` (checkJs/tsc) → **exit 0**. Dua masalah nyata ditemukan dan dibereskan:</w:t>
+      </w:r>
+    </w:p>
+    <w:p>
+      <w:r>
+        <w:t xml:space="preserve">  (a) `import 'dayjs/locale/id'` membuat tsc menelusuri berkas JS tanpa tipe di node_modules →</w:t>
+      </w:r>
+    </w:p>
+    <w:p>
+      <w:r>
+        <w:t xml:space="preserve">  impor locale dayjs dibuang, format jadwal memakai `Intl.DateTimeFormat('id-ID')`;</w:t>
+      </w:r>
+    </w:p>
+    <w:p>
+      <w:r>
+        <w:t xml:space="preserve">  (b) salah ketik `statusTampilkan` → ketahuan oleh tsc dan diperbaiki.</w:t>
+      </w:r>
+    </w:p>
+    <w:p>
+      <w:pPr>
+        <w:pStyle w:val="ListBullet"/>
+      </w:pPr>
+      <w:r>
+        <w:t>`npm run lint` → **0 error, 2 warning** (dua warning lama `react-hooks/incompatible-library`</w:t>
+      </w:r>
+    </w:p>
+    <w:p>
+      <w:r>
+        <w:t xml:space="preserve">  dari `watch()` React Hook Form di halaman auth; bukan error, tidak memblokir gate).</w:t>
+      </w:r>
+    </w:p>
+    <w:p>
+      <w:pPr>
+        <w:pStyle w:val="ListBullet"/>
+      </w:pPr>
+      <w:r>
+        <w:t>`npm run test` (Vitest) → **21 berkas / 122 test lulus** (sebelum slice 03: 17 berkas/77 test);</w:t>
+      </w:r>
+    </w:p>
+    <w:p>
+      <w:r>
+        <w:t xml:space="preserve">  tambahan: `question/validasi.test.js` (14), `question/render/renderer.test.jsx` (17),</w:t>
+      </w:r>
+    </w:p>
+    <w:p>
+      <w:r>
+        <w:t xml:space="preserve">  `question/skema.test.js` (7), `quiz/skema.test.js` (7).</w:t>
+      </w:r>
+    </w:p>
+    <w:p>
+      <w:pPr>
+        <w:pStyle w:val="ListBullet"/>
+      </w:pPr>
+      <w:r>
+        <w:t>`./verify.sh` penuh dari root → **SEMUA HIJAU**: Pest **59 passed (297 assertions)**, Pint</w:t>
+      </w:r>
+    </w:p>
+    <w:p>
+      <w:r>
+        <w:t xml:space="preserve">  **139 files PASS**, checkJs OK, ESLint OK, Vitest **21 berkas/122 test**, realtime **2 passed**.</w:t>
+      </w:r>
+    </w:p>
+    <w:p>
+      <w:pPr>
+        <w:pStyle w:val="ListBullet"/>
+      </w:pPr>
+      <w:r>
+        <w:t>`npm run build` → sukses (285 modul, `index-*.js` 585,23 kB; tema.css 249,27 kB). Peringatan</w:t>
+      </w:r>
+    </w:p>
+    <w:p>
+      <w:r>
+        <w:t xml:space="preserve">  "chunk &gt; 500 kB" dari Vite dicatat apa adanya (belum dipecah).</w:t>
+      </w:r>
+    </w:p>
+    <w:p>
+      <w:r/>
+    </w:p>
+    <w:p>
+      <w:pPr>
+        <w:pStyle w:val="Heading3"/>
+      </w:pPr>
+      <w:r>
+        <w:t>5) Smoke lewat browser sungguhan (Chrome CDP, `docs/smoke-ui-slice03.mjs`)</w:t>
+      </w:r>
+    </w:p>
+    <w:p>
+      <w:r/>
+    </w:p>
+    <w:p>
+      <w:r>
+        <w:t>Prasyarat: `php artisan serve` :8000, `npm run dev` :5173, Chrome `--headless=old</w:t>
+      </w:r>
+    </w:p>
+    <w:p>
+      <w:r>
+        <w:t>--remote-debugging-port=9333`. Basis data dev adalah **SQLite**; tabel slice 03 belum ada, jadi</w:t>
+      </w:r>
+    </w:p>
+    <w:p>
+      <w:r>
+        <w:t>`php artisan migrate --force` dijalankan dulu (4 migrasi slice 03 DONE) lalu</w:t>
+      </w:r>
+    </w:p>
+    <w:p>
+      <w:r>
+        <w:t>`php artisan db:seed --class=BankSoalSeeder` (idempoten).</w:t>
+      </w:r>
+    </w:p>
+    <w:p>
+      <w:r/>
+    </w:p>
+    <w:p>
+      <w:r>
+        <w:t>Hasil: **8/8 lulus**.</w:t>
+      </w:r>
+    </w:p>
+    <w:p>
+      <w:r/>
+    </w:p>
+    <w:p>
+      <w:r>
+        <w:t>1. Login guru lewat API Sanctum → 200.</w:t>
+      </w:r>
+    </w:p>
+    <w:p>
+      <w:r>
+        <w:t>2. `/tag` — menu guru tampil (Kelas | Mapel | Murid | Bank Soal | Tag | Kuis | Pengaturan) dan tag</w:t>
+      </w:r>
+    </w:p>
+    <w:p>
+      <w:r>
+        <w:t xml:space="preserve">   "Pecahan" yang baru diketik lewat formulir muncul di tabel.</w:t>
+      </w:r>
+    </w:p>
+    <w:p>
+      <w:r>
+        <w:t>3. `/bank-soal` — guru menekan "Tambah soal", mengisi mapel Matematika, teks "Berapa hasil dari</w:t>
+      </w:r>
+    </w:p>
+    <w:p>
+      <w:r>
+        <w:t xml:space="preserve">   1/2 + 1/4?", opsi A 3/4 dan B 2/6, menandai kunci A, skor 4, lalu "Simpan soal" → daftar</w:t>
+      </w:r>
+    </w:p>
+    <w:p>
+      <w:r>
+        <w:t xml:space="preserve">   bertambah 4 → 5 baris.</w:t>
+      </w:r>
+    </w:p>
+    <w:p>
+      <w:r>
+        <w:t>4. `/kuis` — kuis draf seeder tampil "Latihan Operasi Hitung (draf) Draf · Matematika · 5A ·</w:t>
+      </w:r>
+    </w:p>
+    <w:p>
+      <w:r>
+        <w:t xml:space="preserve">   4 soal · 20 menit · jadwal —".</w:t>
+      </w:r>
+    </w:p>
+    <w:p>
+      <w:r>
+        <w:t>5. Guru mengisi jadwal lewat form "Ubah", menekan "Susun soal" (5 kotak centang bank soal),</w:t>
+      </w:r>
+    </w:p>
+    <w:p>
+      <w:r>
+        <w:t xml:space="preserve">   memilih 2 soal, "Simpan susunan", lalu "Terbitkan" → kartu berubah menjadi</w:t>
+      </w:r>
+    </w:p>
+    <w:p>
+      <w:r>
+        <w:t xml:space="preserve">   "Latihan Operasi Hitung (draf) Belum dimulai · 5A · 5 soal · jadwal 6 Okt 2026, 16.47 s.d.</w:t>
+      </w:r>
+    </w:p>
+    <w:p>
+      <w:r>
+        <w:t xml:space="preserve">   6 Okt 2026, 17.48" (tombol Terbitkan hilang).</w:t>
+      </w:r>
+    </w:p>
+    <w:p>
+      <w:r>
+        <w:t>6. Murid uji dibuat lewat API (`smoke.murid@sekolah.test`, kelas 5A, `kata_sandi` 13 karakter) →</w:t>
+      </w:r>
+    </w:p>
+    <w:p>
+      <w:r>
+        <w:t xml:space="preserve">   201; login murid → 200.</w:t>
+      </w:r>
+    </w:p>
+    <w:p>
+      <w:r>
+        <w:t>7. `/kuis` sebagai murid → menu "Ulangan Saya" dan kuis terbit kelasnya tampil (kuis draf dan kuis</w:t>
+      </w:r>
+    </w:p>
+    <w:p>
+      <w:r>
+        <w:t xml:space="preserve">   kelas lain tidak dikirim server).</w:t>
+      </w:r>
+    </w:p>
+    <w:p>
+      <w:r>
+        <w:t>8. `/kuis/{id}` sebagai murid → teks soal "1/2 + 1/4" tampil dan **kata "kunci" tidak ada sama</w:t>
+      </w:r>
+    </w:p>
+    <w:p>
+      <w:r>
+        <w:t xml:space="preserve">   sekali** di halaman. (Bukti kuat: `BankSoalTest.php` juga memastikan JSON respons murid tidak</w:t>
+      </w:r>
+    </w:p>
+    <w:p>
+      <w:r>
+        <w:t xml:space="preserve">   memuat `"kunci"`.)</w:t>
+      </w:r>
+    </w:p>
+    <w:p>
+      <w:r/>
+    </w:p>
+    <w:p>
+      <w:r>
+        <w:t>Catatan jujur: smoke ini menulis data contoh ke basis data dev (tag "Pecahan", satu soal, murid</w:t>
+      </w:r>
+    </w:p>
+    <w:p>
+      <w:r>
+        <w:t>"Smoke Murid", dan menerbitkan kuis draf seeder). Data itu memang berguna untuk demo dan tidak</w:t>
+      </w:r>
+    </w:p>
+    <w:p>
+      <w:r>
+        <w:t>menyentuh test (test memakai SQLite `:memory:` sendiri).</w:t>
+      </w:r>
+    </w:p>
+    <w:p>
+      <w:r/>
+    </w:p>
+    <w:p>
+      <w:pPr>
+        <w:pStyle w:val="Heading3"/>
+      </w:pPr>
+      <w:r>
+        <w:t>6) Jurnal prompt entri 2 (slice 01–03) diisi bersamaan</w:t>
+      </w:r>
+    </w:p>
+    <w:p>
+      <w:r/>
+    </w:p>
+    <w:p>
+      <w:r>
+        <w:t>`docs/jurnal-prompt.md` entri 2 ("Auth, sekolah &amp; kelas, bank soal, slice 01–03") diisi pada tahap</w:t>
+      </w:r>
+    </w:p>
+    <w:p>
+      <w:r>
+        <w:t>ini: tujuan, prompt inti, hasil (commit + angka pagar mutu + bukti smoke), dan rujukan tanggal-jam</w:t>
+      </w:r>
+    </w:p>
+    <w:p>
+      <w:r>
+        <w:t>ke berkas log mentah ini. Ekspor Word (`docs/export-word.sh`) dijalankan ulang agar</w:t>
+      </w:r>
+    </w:p>
+    <w:p>
+      <w:r>
+        <w:t>`ringkasan-prompt.docx` dan `log-mentah.docx` memuat isi terbaru.</w:t>
+      </w:r>
+    </w:p>
+    <w:p>
+      <w:r/>
+    </w:p>
+    <w:p>
+      <w:pPr>
+        <w:pStyle w:val="Heading3"/>
+      </w:pPr>
+      <w:r>
+        <w:t>7) Belum selesai (jujur)</w:t>
+      </w:r>
+    </w:p>
+    <w:p>
+      <w:r/>
+    </w:p>
+    <w:p>
+      <w:pPr>
+        <w:pStyle w:val="ListBullet"/>
+      </w:pPr>
+      <w:r>
+        <w:t>Slice 04 (attempt, pengacakan, jawaban, submit idempoten, deadline server, penilaian objektif)</w:t>
+      </w:r>
+    </w:p>
+    <w:p>
+      <w:r>
+        <w:t xml:space="preserve">  belum dimulai.</w:t>
+      </w:r>
+    </w:p>
+    <w:p>
+      <w:pPr>
+        <w:pStyle w:val="ListBullet"/>
+      </w:pPr>
+      <w:r>
+        <w:t>Peringatan Vite "chunk &gt; 500 kB" belum ditangani (belum dipecah per rute).</w:t>
       </w:r>
     </w:p>
     <w:sectPr>

--- a/docs/word-arsip/(ARSIP) laporan-kerja-prompt-2.docx
+++ b/docs/word-arsip/(ARSIP) laporan-kerja-prompt-2.docx
@@ -2877,6 +2877,419 @@
       </w:pPr>
       <w:r>
         <w:t>Peringatan Vite "chunk &gt; 500 kB" belum ditangani (belum dipecah per rute).</w:t>
+      </w:r>
+    </w:p>
+    <w:p>
+      <w:r/>
+    </w:p>
+    <w:p>
+      <w:r>
+        <w:t>────────────────────────────────────────</w:t>
+      </w:r>
+    </w:p>
+    <w:p>
+      <w:r/>
+    </w:p>
+    <w:p>
+      <w:pPr>
+        <w:pStyle w:val="Heading2"/>
+      </w:pPr>
+      <w:r>
+        <w:t>2026-10-06 11:10 WIB — Tahap 2: Slice 04 (pengerjaan, penilaian objektif, hasil)</w:t>
+      </w:r>
+    </w:p>
+    <w:p>
+      <w:r/>
+    </w:p>
+    <w:p>
+      <w:r>
+        <w:t>Lanjutan sesi yang sama: mengerjakan **Slice 04 — attempt, pengacakan, jawaban,</w:t>
+      </w:r>
+    </w:p>
+    <w:p>
+      <w:r>
+        <w:t>submit idempoten, deadline server, penilaian objektif, dan hasil**. Backend +</w:t>
+      </w:r>
+    </w:p>
+    <w:p>
+      <w:r>
+        <w:t>frontend ditulis, lalu diverifikasi penuh dan di-smoke lewat browser sungguhan.</w:t>
+      </w:r>
+    </w:p>
+    <w:p>
+      <w:r/>
+    </w:p>
+    <w:p>
+      <w:pPr>
+        <w:pStyle w:val="Heading3"/>
+      </w:pPr>
+      <w:r>
+        <w:t>1) Backend slice 04</w:t>
+      </w:r>
+    </w:p>
+    <w:p>
+      <w:r/>
+    </w:p>
+    <w:p>
+      <w:pPr>
+        <w:pStyle w:val="ListBullet"/>
+      </w:pPr>
+      <w:r>
+        <w:t>Migrasi baru: `2026_10_06_000010_create_attempts_table` (kolom `seed`, `deadline_at`,</w:t>
+      </w:r>
+    </w:p>
+    <w:p>
+      <w:r>
+        <w:t xml:space="preserve">  `aktif` nullable dengan unique `[quiz_id, student_id, jenis, aktif]`, `idempotency_key`,</w:t>
+      </w:r>
+    </w:p>
+    <w:p>
+      <w:r>
+        <w:t xml:space="preserve">  `terlambat`, skor/benar) dan `..._000011_create_answers_table` (`jawaban` json,</w:t>
+      </w:r>
+    </w:p>
+    <w:p>
+      <w:r>
+        <w:t xml:space="preserve">  `status`, `benar`, `skor`, unique `[attempt_id, question_id]`).</w:t>
+      </w:r>
+    </w:p>
+    <w:p>
+      <w:pPr>
+        <w:pStyle w:val="ListBullet"/>
+      </w:pPr>
+      <w:r>
+        <w:t>Enum `StatusAttempt`, `JenisAttempt`, `StatusPenilaian`; model `Attempt` + `Jawaban`.</w:t>
+      </w:r>
+    </w:p>
+    <w:p>
+      <w:pPr>
+        <w:pStyle w:val="ListBullet"/>
+      </w:pPr>
+      <w:r>
+        <w:t>`Pengacakan` (deterministik via sha1 seed|attempt|soal), `PenilaianObjektif`</w:t>
+      </w:r>
+    </w:p>
+    <w:p>
+      <w:r>
+        <w:t xml:space="preserve">  (Dinilai/PerluTinjau/Gagal, tidak pernah melempar), `AttemptService`</w:t>
+      </w:r>
+    </w:p>
+    <w:p>
+      <w:r>
+        <w:t xml:space="preserve">  (`mulai`, `simpanJawaban`, `kumpulkan` + `lockForUpdate` + tenggat terlambat 120 detik,</w:t>
+      </w:r>
+    </w:p>
+    <w:p>
+      <w:r>
+        <w:t xml:space="preserve">  `payloadSoal` tanpa kunci, `payloadJawaban` sebagai daftar, `rincianHasil`, `ringkasanPenilaian`).</w:t>
+      </w:r>
+    </w:p>
+    <w:p>
+      <w:pPr>
+        <w:pStyle w:val="ListBullet"/>
+      </w:pPr>
+      <w:r>
+        <w:t>`AttemptPolicy` (murid hanya attempt miliknya — IDOR dijaga di 4 endpoint),</w:t>
+      </w:r>
+    </w:p>
+    <w:p>
+      <w:r>
+        <w:t xml:space="preserve">  `JawabRequest`/`KumpulkanRequest`, `AttemptResource`/`AttemptHasilResource`,</w:t>
+      </w:r>
+    </w:p>
+    <w:p>
+      <w:r>
+        <w:t xml:space="preserve">  `AttemptController`, 5 rute baru di `routes/api.php`, dan `Gate::policy` di</w:t>
+      </w:r>
+    </w:p>
+    <w:p>
+      <w:r>
+        <w:t xml:space="preserve">  `AppServiceProvider`.</w:t>
+      </w:r>
+    </w:p>
+    <w:p>
+      <w:pPr>
+        <w:pStyle w:val="ListBullet"/>
+      </w:pPr>
+      <w:r>
+        <w:t>Catatan pitfall: `JsonResource::withoutWrapping()` + `-&gt;additional()` memaksa</w:t>
+      </w:r>
+    </w:p>
+    <w:p>
+      <w:r>
+        <w:t xml:space="preserve">  pembungkus `data` dan membuang field, jadi data tambahan ditaruh sebagai</w:t>
+      </w:r>
+    </w:p>
+    <w:p>
+      <w:r>
+        <w:t xml:space="preserve">  **properti publik** pada class resource (`$soal`, `$jawaban`, `$rincian`, `$ringkasan`).</w:t>
+      </w:r>
+    </w:p>
+    <w:p>
+      <w:r/>
+    </w:p>
+    <w:p>
+      <w:pPr>
+        <w:pStyle w:val="Heading3"/>
+      </w:pPr>
+      <w:r>
+        <w:t>2) Verifikasi backend</w:t>
+      </w:r>
+    </w:p>
+    <w:p>
+      <w:r/>
+    </w:p>
+    <w:p>
+      <w:pPr>
+        <w:pStyle w:val="ListBullet"/>
+      </w:pPr>
+      <w:r>
+        <w:t>`php artisan test` → **71 passed (391 assertions)**; `AttemptTest.php` **12 test / 94 assertion**.</w:t>
+      </w:r>
+    </w:p>
+    <w:p>
+      <w:pPr>
+        <w:pStyle w:val="ListBullet"/>
+      </w:pPr>
+      <w:r>
+        <w:t>`vendor/bin/pint --test` → **156 files PASS**.</w:t>
+      </w:r>
+    </w:p>
+    <w:p>
+      <w:r/>
+    </w:p>
+    <w:p>
+      <w:pPr>
+        <w:pStyle w:val="Heading3"/>
+      </w:pPr>
+      <w:r>
+        <w:t>3) Frontend slice 04</w:t>
+      </w:r>
+    </w:p>
+    <w:p>
+      <w:r/>
+    </w:p>
+    <w:p>
+      <w:pPr>
+        <w:pStyle w:val="ListBullet"/>
+      </w:pPr>
+      <w:r>
+        <w:t>`sections/attempt/`: `api.js` (skema Zod + panggilan attempt), `hitungMundur.js`,</w:t>
+      </w:r>
+    </w:p>
+    <w:p>
+      <w:r>
+        <w:t xml:space="preserve">  `simpananJawaban.js` (Zustand persist cadangan jawaban lokal), `BatasGalatUlangan.jsx`,</w:t>
+      </w:r>
+    </w:p>
+    <w:p>
+      <w:r>
+        <w:t xml:space="preserve">  `HalamanKerjakan.jsx` (timer dikoreksi `server_now`, autosave berantre, auto-kumpul saat</w:t>
+      </w:r>
+    </w:p>
+    <w:p>
+      <w:r>
+        <w:t xml:space="preserve">  waktu habis), `HalamanHasil.jsx` (tanpa kunci/pembahasan).</w:t>
+      </w:r>
+    </w:p>
+    <w:p>
+      <w:pPr>
+        <w:pStyle w:val="ListBullet"/>
+      </w:pPr>
+      <w:r>
+        <w:t>Rute `/kerjakan/:kuisId` dan `/hasil/:attemptId`; tombol "Kerjakan sekarang" di daftar</w:t>
+      </w:r>
+    </w:p>
+    <w:p>
+      <w:r>
+        <w:t xml:space="preserve">  kuis murid &amp; detail kuis; gaya `.timer-ulangan` pada `theme.css`.</w:t>
+      </w:r>
+    </w:p>
+    <w:p>
+      <w:r/>
+    </w:p>
+    <w:p>
+      <w:pPr>
+        <w:pStyle w:val="Heading3"/>
+      </w:pPr>
+      <w:r>
+        <w:t>4) Bug ditemukan &amp; diperbaiki: jadwal bergeser 7 jam</w:t>
+      </w:r>
+    </w:p>
+    <w:p>
+      <w:r/>
+    </w:p>
+    <w:p>
+      <w:r>
+        <w:t>Server memakai `config('app.timezone') = UTC`, sedangkan `&lt;input type="datetime-local"&gt;`</w:t>
+      </w:r>
+    </w:p>
+    <w:p>
+      <w:r>
+        <w:t>mengirim waktu **lokal** tanpa offset. Akibatnya jadwal yang diisi guru tersimpan 7 jam</w:t>
+      </w:r>
+    </w:p>
+    <w:p>
+      <w:r>
+        <w:t>lebih lambat dari yang dimaksud dan murid melihat "Kuis belum dimulai". Bukti: smoke slice 03</w:t>
+      </w:r>
+    </w:p>
+    <w:p>
+      <w:r>
+        <w:t>menampilkan jadwal 09:47 UTC sebagai "16.47" waktu lokal. Perbaikan di sisi kirim:</w:t>
+      </w:r>
+    </w:p>
+    <w:p>
+      <w:r>
+        <w:t>`keIso()` (lokal → ISO UTC) dan `keLokal()` (ISO → input lokal) di `quiz/status.js`,</w:t>
+      </w:r>
+    </w:p>
+    <w:p>
+      <w:r>
+        <w:t>dipakai `HalamanKuis.jsx`; ditambah 3 test Vitest (`quiz/skema.test.js`).</w:t>
+      </w:r>
+    </w:p>
+    <w:p>
+      <w:r/>
+    </w:p>
+    <w:p>
+      <w:pPr>
+        <w:pStyle w:val="Heading3"/>
+      </w:pPr>
+      <w:r>
+        <w:t>5) Pagar mutu ulang (setelah perubahan)</w:t>
+      </w:r>
+    </w:p>
+    <w:p>
+      <w:r/>
+    </w:p>
+    <w:p>
+      <w:pPr>
+        <w:pStyle w:val="ListBullet"/>
+      </w:pPr>
+      <w:r>
+        <w:t>`npm run check` (checkJs) OK; `npm run lint` → 0 error (2 warning lama `react-hooks/incompatible-library`).</w:t>
+      </w:r>
+    </w:p>
+    <w:p>
+      <w:pPr>
+        <w:pStyle w:val="ListBullet"/>
+      </w:pPr>
+      <w:r>
+        <w:t>`npm run test` → **24 berkas / 146 test lulus**.</w:t>
+      </w:r>
+    </w:p>
+    <w:p>
+      <w:pPr>
+        <w:pStyle w:val="ListBullet"/>
+      </w:pPr>
+      <w:r>
+        <w:t>`./verify.sh` penuh dari root → **SEMUA HIJAU** (Pest 71, Pint 156, checkJs, ESLint, Vitest 146, realtime 2).</w:t>
+      </w:r>
+    </w:p>
+    <w:p>
+      <w:pPr>
+        <w:pStyle w:val="ListBullet"/>
+      </w:pPr>
+      <w:r>
+        <w:t>`npm run build` → sukses (`index-*.js` 600,82 kB).</w:t>
+      </w:r>
+    </w:p>
+    <w:p>
+      <w:r/>
+    </w:p>
+    <w:p>
+      <w:pPr>
+        <w:pStyle w:val="Heading3"/>
+      </w:pPr>
+      <w:r>
+        <w:t>6) Smoke browser sungguhan (`docs/smoke-ui-slice04.mjs`) — 13/13 lulus</w:t>
+      </w:r>
+    </w:p>
+    <w:p>
+      <w:r/>
+    </w:p>
+    <w:p>
+      <w:r>
+        <w:t>Prasyarat: backend :8000, vite :5173, Chrome CDP :9333. `php artisan migrate --force`</w:t>
+      </w:r>
+    </w:p>
+    <w:p>
+      <w:r>
+        <w:t>mengerjakan 2 migrasi slice 04 di basis data dev SQLite.</w:t>
+      </w:r>
+    </w:p>
+    <w:p>
+      <w:r/>
+    </w:p>
+    <w:p>
+      <w:r>
+        <w:t>1. Login guru → 200; guru menjadwalkan ulang kuis terbit agar berjalan → 200.</w:t>
+      </w:r>
+    </w:p>
+    <w:p>
+      <w:r>
+        <w:t>2. Login murid → 200; daftar ulangan menampilkan tombol "Kerjakan sekarang".</w:t>
+      </w:r>
+    </w:p>
+    <w:p>
+      <w:r>
+        <w:t>3. `/kerjakan/1` → timer tampil (20:00), teks soal "Berapa hasil dari 7 + 8?" tampil, tanpa kunci.</w:t>
+      </w:r>
+    </w:p>
+    <w:p>
+      <w:r>
+        <w:t>4. Respons attempt (`POST /v1/kuis/1/mulai`) tidak memuat `kunci`/`pembahasan`.</w:t>
+      </w:r>
+    </w:p>
+    <w:p>
+      <w:r>
+        <w:t>5. Klik opsi kunci C → autosave mengirim jawaban ke server (dicek lewat `GET /v1/attempt/1`).</w:t>
+      </w:r>
+    </w:p>
+    <w:p>
+      <w:r>
+        <w:t>6. Penghitung "Terjawab 1 / 5" bertambah; "Kumpulkan jawaban" mengarahkan ke `/hasil/2`.</w:t>
+      </w:r>
+    </w:p>
+    <w:p>
+      <w:r>
+        <w:t>7. Halaman hasil menampilkan skor tanpa lencana kunci; server: skor 1/8, benar 1, belum dijawab 4.</w:t>
+      </w:r>
+    </w:p>
+    <w:p>
+      <w:r>
+        <w:t>8. Kumpulkan ulang (idempoten) tetap 200 dan hasil tidak berubah; jawab sesudah dikumpulkan ditolak (403).</w:t>
+      </w:r>
+    </w:p>
+    <w:p>
+      <w:r/>
+    </w:p>
+    <w:p>
+      <w:pPr>
+        <w:pStyle w:val="Heading3"/>
+      </w:pPr>
+      <w:r>
+        <w:t>7) Belum selesai (jujur)</w:t>
+      </w:r>
+    </w:p>
+    <w:p>
+      <w:r/>
+    </w:p>
+    <w:p>
+      <w:pPr>
+        <w:pStyle w:val="ListBullet"/>
+      </w:pPr>
+      <w:r>
+        <w:t>Slice 05 (retry, ranking, badge, remedial, laporan per tag) belum dimulai.</w:t>
+      </w:r>
+    </w:p>
+    <w:p>
+      <w:pPr>
+        <w:pStyle w:val="ListBullet"/>
+      </w:pPr>
+      <w:r>
+        <w:t>Peringatan Vite "chunk &gt; 500 kB" masih ada (belum dipecah per rute).</w:t>
       </w:r>
     </w:p>
     <w:sectPr>

--- a/docs/word-arsip/(ARSIP) laporan-kerja-prompt-2.docx
+++ b/docs/word-arsip/(ARSIP) laporan-kerja-prompt-2.docx
@@ -3290,6 +3290,516 @@
       </w:pPr>
       <w:r>
         <w:t>Peringatan Vite "chunk &gt; 500 kB" masih ada (belum dipecah per rute).</w:t>
+      </w:r>
+    </w:p>
+    <w:p>
+      <w:r/>
+    </w:p>
+    <w:p>
+      <w:pPr>
+        <w:pStyle w:val="Heading2"/>
+      </w:pPr>
+      <w:r>
+        <w:t>2026-10-06 — Slice 05: skor asli vs ulang, retry, ranking, badge, remedial, laporan per tema</w:t>
+      </w:r>
+    </w:p>
+    <w:p>
+      <w:r/>
+    </w:p>
+    <w:p>
+      <w:pPr>
+        <w:pStyle w:val="Heading3"/>
+      </w:pPr>
+      <w:r>
+        <w:t>1) Rintisan yang sudah ada di disk, lalu diverifikasi</w:t>
+      </w:r>
+    </w:p>
+    <w:p>
+      <w:r/>
+    </w:p>
+    <w:p>
+      <w:r>
+        <w:t>Sesi sebelumnya menulis tiga berkas slice 05 tetapi belum pernah dijalankan sama sekali:</w:t>
+      </w:r>
+    </w:p>
+    <w:p>
+      <w:r>
+        <w:t>`2026_10_06_000012_add_retry_columns_to_attempts_table.php` (kolom `attempt_no` + `asli` +</w:t>
+      </w:r>
+    </w:p>
+    <w:p>
+      <w:r>
+        <w:t>index `[quiz_id, student_id, asli]`), `Attempt` (fillable/casts/`scopeAsli`), dan</w:t>
+      </w:r>
+    </w:p>
+    <w:p>
+      <w:r>
+        <w:t>`AttemptService::mulai()` (hitung percobaan yang sudah dikumpulkan → tolak bila `retry` mati</w:t>
+      </w:r>
+    </w:p>
+    <w:p>
+      <w:r>
+        <w:t>atau `batas_percobaan` habis). Langkah pertama: `php artisan migrate --force` di DB dev</w:t>
+      </w:r>
+    </w:p>
+    <w:p>
+      <w:r>
+        <w:t>(migrasi 000012 DONE) lalu `php artisan test` → **71 passed** (belum ada test baru). Konstruktor</w:t>
+      </w:r>
+    </w:p>
+    <w:p>
+      <w:r>
+        <w:t>baru `AttemptService(PenilaianObjektif, PengaturanService)` terbukti bisa di-resolve container</w:t>
+      </w:r>
+    </w:p>
+    <w:p>
+      <w:r>
+        <w:t>(`PengaturanService` tanpa argumen). Dua koreksi kecil: bawaan `batas_percobaan` di fallback</w:t>
+      </w:r>
+    </w:p>
+    <w:p>
+      <w:r>
+        <w:t>memakai `KunciPengaturan::BatasPercobaan-&gt;bawaan()` (3), dan `asli` hanya untuk jenis yang resmi</w:t>
+      </w:r>
+    </w:p>
+    <w:p>
+      <w:r>
+        <w:t>(`JenisAttempt::resmi()`) supaya attempt latihan F2 tidak pernah jadi skor asli.</w:t>
+      </w:r>
+    </w:p>
+    <w:p>
+      <w:r/>
+    </w:p>
+    <w:p>
+      <w:pPr>
+        <w:pStyle w:val="Heading3"/>
+      </w:pPr>
+      <w:r>
+        <w:t>2) Backend slice 05 — section `Report`</w:t>
+      </w:r>
+    </w:p>
+    <w:p>
+      <w:r/>
+    </w:p>
+    <w:p>
+      <w:pPr>
+        <w:pStyle w:val="ListBullet"/>
+      </w:pPr>
+      <w:r>
+        <w:t>`KunciPengaturan` bertambah `ambang_paham` (bawaan 80), `ambang_mulai_paham` (60), dan</w:t>
+      </w:r>
+    </w:p>
+    <w:p>
+      <w:r>
+        <w:t xml:space="preserve">  `data_minimum_tag` (3) dengan kelompok baru "Laporan &amp; pemahaman"; **`ranking` diubah</w:t>
+      </w:r>
+    </w:p>
+    <w:p>
+      <w:r>
+        <w:t xml:space="preserve">  bawaannya menjadi mati** sesuai chunk slice-05 dan `docs/penjelasan-fitur.md` ("Ranking</w:t>
+      </w:r>
+    </w:p>
+    <w:p>
+      <w:r>
+        <w:t xml:space="preserve">  default-nya mati"), lalu divalidasi 0–100 di `SimpanPengaturanRequest`.</w:t>
+      </w:r>
+    </w:p>
+    <w:p>
+      <w:pPr>
+        <w:pStyle w:val="ListBullet"/>
+      </w:pPr>
+      <w:r>
+        <w:t>`RankingService`: `tampil()` (saklar), `semua()` (join `students`+`users`, filter</w:t>
+      </w:r>
+    </w:p>
+    <w:p>
+      <w:r>
+        <w:t xml:space="preserve">  `jenis='ulangan' AND asli=1 AND dikumpulkan_at NOT NULL`, urut skor DESC → waktu selesai ASC →</w:t>
+      </w:r>
+    </w:p>
+    <w:p>
+      <w:r>
+        <w:t xml:space="preserve">  nama ASC), `untukKuis()` dengan `top` (1–50, bawaan 10) + `peringkat_saya` untuk murid.</w:t>
+      </w:r>
+    </w:p>
+    <w:p>
+      <w:pPr>
+        <w:pStyle w:val="ListBullet"/>
+      </w:pPr>
+      <w:r>
+        <w:t>`BadgeService`: rata-rata persentase skor asli per mapel → emas ≥ 90, perak ≥ 75,</w:t>
+      </w:r>
+    </w:p>
+    <w:p>
+      <w:r>
+        <w:t xml:space="preserve">  perunggu ≥ 60, selain itu `belum` (level 0).</w:t>
+      </w:r>
+    </w:p>
+    <w:p>
+      <w:pPr>
+        <w:pStyle w:val="ListBullet"/>
+      </w:pPr>
+      <w:r>
+        <w:t>`LaporanTagService`: agregasi pemahaman per tag dari attempt asli (`jawaban.benar`), ambang</w:t>
+      </w:r>
+    </w:p>
+    <w:p>
+      <w:r>
+        <w:t xml:space="preserve">  dari pengaturan tiga lapis, tingkat `paham`/`mulai_paham`/`belum_paham`/`data_belum_cukup`,</w:t>
+      </w:r>
+    </w:p>
+    <w:p>
+      <w:r>
+        <w:t xml:space="preserve">  plus `untukKuis()` yang melaporkan seluruh murid kelas.</w:t>
+      </w:r>
+    </w:p>
+    <w:p>
+      <w:pPr>
+        <w:pStyle w:val="ListBullet"/>
+      </w:pPr>
+      <w:r>
+        <w:t>`RemedialService`: baca-saja — menyusun soal dari tag lemah (melewati soal yang sudah pernah</w:t>
+      </w:r>
+    </w:p>
+    <w:p>
+      <w:r>
+        <w:t xml:space="preserve">  dijawab benar), terima saklar `remedial`, tanpa menulis attempt/jawaban apa pun.</w:t>
+      </w:r>
+    </w:p>
+    <w:p>
+      <w:pPr>
+        <w:pStyle w:val="ListBullet"/>
+      </w:pPr>
+      <w:r>
+        <w:t>Controller `RankingController`, `LaporanController`, `BadgeController`, `ProgresController` +</w:t>
+      </w:r>
+    </w:p>
+    <w:p>
+      <w:r>
+        <w:t xml:space="preserve">  4 rute (`/kuis/{kuis}/ranking`, `/kuis/{kuis}/laporan`, `/badge/saya`, `/progres/saya`) dan</w:t>
+      </w:r>
+    </w:p>
+    <w:p>
+      <w:r>
+        <w:t xml:space="preserve">  ability `KuisPolicy::laporan()` (guru saja). `attempt_no` + `asli` diekspos di `AttemptResource`</w:t>
+      </w:r>
+    </w:p>
+    <w:p>
+      <w:r>
+        <w:t xml:space="preserve">  dan `AttemptHasilResource`.</w:t>
+      </w:r>
+    </w:p>
+    <w:p>
+      <w:r/>
+    </w:p>
+    <w:p>
+      <w:pPr>
+        <w:pStyle w:val="Heading3"/>
+      </w:pPr>
+      <w:r>
+        <w:t>3) Test Pest baru + satu penyesuaian pagar mutu</w:t>
+      </w:r>
+    </w:p>
+    <w:p>
+      <w:r/>
+    </w:p>
+    <w:p>
+      <w:r>
+        <w:t>`tests/Feature/Slice05Test.php` (8 test / 100 assertion) menutup seluruh isi scope slice 05:</w:t>
+      </w:r>
+    </w:p>
+    <w:p>
+      <w:r>
+        <w:t>retry tidak mengubah skor asli, batas &amp; saklar retry, tie-break ranking + `top` + saklar mati,</w:t>
+      </w:r>
+    </w:p>
+    <w:p>
+      <w:r>
+        <w:t>badge emas, remedial yang tidak menambah attempt, laporan per tema mengikuti ambang, dan 403</w:t>
+      </w:r>
+    </w:p>
+    <w:p>
+      <w:r>
+        <w:t>untuk peran yang salah. Dua galat nyata ditangkap test: (a) join salah alias — tabel `jawaban`</w:t>
+      </w:r>
+    </w:p>
+    <w:p>
+      <w:r>
+        <w:t>adalah `answers`, bukan `jawaban` (SQLite: "no such column: jawaban.question_id"); (b) Pint</w:t>
+      </w:r>
+    </w:p>
+    <w:p>
+      <w:r>
+        <w:t>menolak FQCN `\Illuminate\Database\Eloquent\Builder` di docblock `scopeAsli` → diimpor.</w:t>
+      </w:r>
+    </w:p>
+    <w:p>
+      <w:r>
+        <w:t>Setelah suite bertambah ke 79 test, `php artisan test` mati dengan</w:t>
+      </w:r>
+    </w:p>
+    <w:p>
+      <w:r>
+        <w:t>"Allowed memory size of 134217728 bytes exhausted" (batas bawaan 128M; uji impor 500 baris yang</w:t>
+      </w:r>
+    </w:p>
+    <w:p>
+      <w:r>
+        <w:t>boros). `backend/phpunit.xml` diberi `&lt;ini name="memory_limit" value="512M"/&gt;` — penyesuaian</w:t>
+      </w:r>
+    </w:p>
+    <w:p>
+      <w:r>
+        <w:t>sumber daya, bukan pelonggaran asersi (test tetap 79 passed / 491 assertions).</w:t>
+      </w:r>
+    </w:p>
+    <w:p>
+      <w:r/>
+    </w:p>
+    <w:p>
+      <w:pPr>
+        <w:pStyle w:val="Heading3"/>
+      </w:pPr>
+      <w:r>
+        <w:t>4) Frontend slice 05</w:t>
+      </w:r>
+    </w:p>
+    <w:p>
+      <w:r/>
+    </w:p>
+    <w:p>
+      <w:pPr>
+        <w:pStyle w:val="ListBullet"/>
+      </w:pPr>
+      <w:r>
+        <w:t>`sections/report/api.js` (skema Zod: peringkat, laporan, tema, badge, progres, soal remedial),</w:t>
+      </w:r>
+    </w:p>
+    <w:p>
+      <w:r>
+        <w:t xml:space="preserve">  `sections/report/tampilan.js` (helper murni: `tingkatTampilan`, `kelasLencana`, `ringkasTingkat`,</w:t>
+      </w:r>
+    </w:p>
+    <w:p>
+      <w:r>
+        <w:t xml:space="preserve">  `urutkanPeringkat`, `milikMurid`).</w:t>
+      </w:r>
+    </w:p>
+    <w:p>
+      <w:pPr>
+        <w:pStyle w:val="ListBullet"/>
+      </w:pPr>
+      <w:r>
+        <w:t>Halaman: `HalamanPeringkat.jsx` (`/peringkat/:kuisId`, baris murid disorot `.sorot-hangat`,</w:t>
+      </w:r>
+    </w:p>
+    <w:p>
+      <w:r>
+        <w:t xml:space="preserve">  pesan jelas saat saklar mati), `HalamanLaporan.jsx` (`/kuis/:id/laporan`, guru),</w:t>
+      </w:r>
+    </w:p>
+    <w:p>
+      <w:r>
+        <w:t xml:space="preserve">  `HalamanBadge.jsx` (`/badge`), `HalamanProgresTema.jsx` (`/progres-tema`, bar tema + remedial).</w:t>
+      </w:r>
+    </w:p>
+    <w:p>
+      <w:pPr>
+        <w:pStyle w:val="ListBullet"/>
+      </w:pPr>
+      <w:r>
+        <w:t>Rute + tautan: menu murid bertambah **Progres Tema** dan **Lencana**; detail kuis guru</w:t>
+      </w:r>
+    </w:p>
+    <w:p>
+      <w:r>
+        <w:t xml:space="preserve">  bertambah **Laporan per tema**; halaman hasil dan daftar ulangan bertambah **Peringkat**.</w:t>
+      </w:r>
+    </w:p>
+    <w:p>
+      <w:pPr>
+        <w:pStyle w:val="ListBullet"/>
+      </w:pPr>
+      <w:r>
+        <w:t>`theme.css` bertambah `.lencana-emas/.lencana-perak/.lencana-perunggu`, `.bar-tema`, dan</w:t>
+      </w:r>
+    </w:p>
+    <w:p>
+      <w:r>
+        <w:t xml:space="preserve">  `.badge-status.salah` — semuanya memakai variabel tema (tanpa hex baru, dijaga `tema.test.js`).</w:t>
+      </w:r>
+    </w:p>
+    <w:p>
+      <w:pPr>
+        <w:pStyle w:val="ListBullet"/>
+      </w:pPr>
+      <w:r>
+        <w:t>Vitest baru `report/tampilan.test.js` (9 test) termasuk urutan seri dan pembacaan `dikumpulkan_at`.</w:t>
+      </w:r>
+    </w:p>
+    <w:p>
+      <w:r/>
+    </w:p>
+    <w:p>
+      <w:pPr>
+        <w:pStyle w:val="Heading3"/>
+      </w:pPr>
+      <w:r>
+        <w:t>5) Pagar mutu ulang (setelah perubahan)</w:t>
+      </w:r>
+    </w:p>
+    <w:p>
+      <w:r/>
+    </w:p>
+    <w:p>
+      <w:pPr>
+        <w:pStyle w:val="ListBullet"/>
+      </w:pPr>
+      <w:r>
+        <w:t>`./verify.sh` dari root → **SEMUA HIJAU**: Pest 79 passed (491 assertions), Pint PASS 166 files,</w:t>
+      </w:r>
+    </w:p>
+    <w:p>
+      <w:r>
+        <w:t xml:space="preserve">  checkJs OK, ESLint 0 error (2 warning lama), Vitest 25 berkas / 156 test, realtime 2 test.</w:t>
+      </w:r>
+    </w:p>
+    <w:p>
+      <w:pPr>
+        <w:pStyle w:val="ListBullet"/>
+      </w:pPr>
+      <w:r>
+        <w:t>`npm run build` sukses (`index-*.js` 615,37 kB, gzip 182,43 kB).</w:t>
+      </w:r>
+    </w:p>
+    <w:p>
+      <w:r/>
+    </w:p>
+    <w:p>
+      <w:pPr>
+        <w:pStyle w:val="Heading3"/>
+      </w:pPr>
+      <w:r>
+        <w:t>6) Smoke browser sungguhan (`docs/smoke-ui-slice05.mjs`) — 17/17 lulus</w:t>
+      </w:r>
+    </w:p>
+    <w:p>
+      <w:r/>
+    </w:p>
+    <w:p>
+      <w:r>
+        <w:t>Prasyarat: backend :8000, vite :5173, Chrome CDP :9333. Sebelum menjalankan smoke, dua baris</w:t>
+      </w:r>
+    </w:p>
+    <w:p>
+      <w:r>
+        <w:t>attempt lama slice 04 dirapikan (`attempt_no=2`, `asli=false`) karena kolom barunya dulu</w:t>
+      </w:r>
+    </w:p>
+    <w:p>
+      <w:r>
+        <w:t>ditambahkan dengan nilai bawaan `true` sehingga satu murid bisa muncul dua kali di peringkat.</w:t>
+      </w:r>
+    </w:p>
+    <w:p>
+      <w:r/>
+    </w:p>
+    <w:p>
+      <w:r>
+        <w:t>1. Login guru → 200; guru menjadwalkan ulang kuis agar berjalan → 200.</w:t>
+      </w:r>
+    </w:p>
+    <w:p>
+      <w:r>
+        <w:t>2. Guru menyalakan `retry`, menaikkan `batas_percobaan`, mematikan `ranking` → `ranking=false`.</w:t>
+      </w:r>
+    </w:p>
+    <w:p>
+      <w:r>
+        <w:t>3. Login murid → 200. Saklar mati: `GET /v1/kuis/1/ranking` → `tampil:false`, `peringkat:[]`.</w:t>
+      </w:r>
+    </w:p>
+    <w:p>
+      <w:r>
+        <w:t>4. Murid mulai ulang → `attempt_no` 3, `asli:false`; kumpulkan → skor ulang 1 (baris terpisah).</w:t>
+      </w:r>
+    </w:p>
+    <w:p>
+      <w:r>
+        <w:t>5. `/hasil/{id}` menautkan "Peringkat" dan "Progres tema".</w:t>
+      </w:r>
+    </w:p>
+    <w:p>
+      <w:r>
+        <w:t>6. `/peringkat/1` → pesan "dimatikan guru"; `/progres-tema` → ambang + "LATIHAN REMEDIAL";</w:t>
+      </w:r>
+    </w:p>
+    <w:p>
+      <w:r>
+        <w:t xml:space="preserve">   `/badge` → "Lencana Saya".</w:t>
+      </w:r>
+    </w:p>
+    <w:p>
+      <w:r>
+        <w:t>7. `GET /v1/progres/saya` → tema 1 bertingkat, soal remedial 3, tanpa kata "kunci".</w:t>
+      </w:r>
+    </w:p>
+    <w:p>
+      <w:r>
+        <w:t>8. Guru menyalakan `ranking`; `GET /v1/kuis/1/ranking?top=5` memakai attempt asli (attempt 1),</w:t>
+      </w:r>
+    </w:p>
+    <w:p>
+      <w:r>
+        <w:t xml:space="preserve">   attempt retry (attempt 4) **tidak** ada di daftar, `peringkat_saya` guru `null`.</w:t>
+      </w:r>
+    </w:p>
+    <w:p>
+      <w:r>
+        <w:t>9. `GET /v1/kuis/1/laporan` → 200, ambang 80%, 2 murid; halaman `/kuis/1/laporan` tampil.</w:t>
+      </w:r>
+    </w:p>
+    <w:p>
+      <w:r>
+        <w:t>10. Murid membuka `/peringkat/1` → tabel tampil, 1 baris disorot (`.sorot-hangat`), ada "(kamu)".</w:t>
+      </w:r>
+    </w:p>
+    <w:p>
+      <w:r/>
+    </w:p>
+    <w:p>
+      <w:pPr>
+        <w:pStyle w:val="Heading3"/>
+      </w:pPr>
+      <w:r>
+        <w:t>7) Belum selesai (jujur)</w:t>
+      </w:r>
+    </w:p>
+    <w:p>
+      <w:r/>
+    </w:p>
+    <w:p>
+      <w:pPr>
+        <w:pStyle w:val="ListBullet"/>
+      </w:pPr>
+      <w:r>
+        <w:t>Slice 06 (koreksi manual isian/uraian) belum dimulai.</w:t>
+      </w:r>
+    </w:p>
+    <w:p>
+      <w:pPr>
+        <w:pStyle w:val="ListBullet"/>
+      </w:pPr>
+      <w:r>
+        <w:t>Peringatan Vite "chunk &gt; 500 kB" masih ada (belum dipecah per rute).</w:t>
+      </w:r>
+    </w:p>
+    <w:p>
+      <w:pPr>
+        <w:pStyle w:val="ListBullet"/>
+      </w:pPr>
+      <w:r>
+        <w:t>Mode tim (slice 09) belum dipertimbangkan di ranking; ranking saat ini per murid.</w:t>
       </w:r>
     </w:p>
     <w:sectPr>

--- a/docs/word-arsip/(ARSIP) laporan-kerja-prompt-2.docx
+++ b/docs/word-arsip/(ARSIP) laporan-kerja-prompt-2.docx
@@ -3800,6 +3800,210 @@
       </w:pPr>
       <w:r>
         <w:t>Mode tim (slice 09) belum dipertimbangkan di ranking; ranking saat ini per murid.</w:t>
+      </w:r>
+    </w:p>
+    <w:p>
+      <w:r/>
+    </w:p>
+    <w:p>
+      <w:pPr>
+        <w:pStyle w:val="Heading2"/>
+      </w:pPr>
+      <w:r>
+        <w:t>2026-10-06 — Rapikan lokasi berkas uji + dokumentasi penanda dimasukkan ke dokumentasi utama</w:t>
+      </w:r>
+    </w:p>
+    <w:p>
+      <w:r/>
+    </w:p>
+    <w:p>
+      <w:r>
+        <w:t>Permintaan pengguna: (1) rapikan lokasi berkas test jangan tersebar di setiap folder;</w:t>
+      </w:r>
+    </w:p>
+    <w:p>
+      <w:r>
+        <w:t>(2) baca dokumen penanda yang ditulis di `docs` lalu tambahkan ke dokumentasi utama;</w:t>
+      </w:r>
+    </w:p>
+    <w:p>
+      <w:r>
+        <w:t>(3) selesaikan fitur yang belum dalam bentuk MVP.</w:t>
+      </w:r>
+    </w:p>
+    <w:p>
+      <w:r/>
+    </w:p>
+    <w:p>
+      <w:pPr>
+        <w:pStyle w:val="Heading3"/>
+      </w:pPr>
+      <w:r>
+        <w:t>1) Dokumentasi penanda → dokumentasi utama</w:t>
+      </w:r>
+    </w:p>
+    <w:p>
+      <w:r/>
+    </w:p>
+    <w:p>
+      <w:r>
+        <w:t>Dua berkas penanda di `docs/log-mentah/` (`log_claude(tambahkan ke main dokumentasion.txt`,</w:t>
+      </w:r>
+    </w:p>
+    <w:p>
+      <w:r>
+        <w:t>`promt_claude.txt`) berisi log + prompt pekerjaan AI lain yang merombak UI/UX slice 00–02 **di luar</w:t>
+      </w:r>
+    </w:p>
+    <w:p>
+      <w:r>
+        <w:t>repo** (memakai salinan zip). Sesuai aturan jurnal (`AGENT.md`: hasil yang dibuat di luar repo</w:t>
+      </w:r>
+    </w:p>
+    <w:p>
+      <w:r>
+        <w:t>wajib dicatat), isinya dimasukkan apa adanya:</w:t>
+      </w:r>
+    </w:p>
+    <w:p>
+      <w:r/>
+    </w:p>
+    <w:p>
+      <w:pPr>
+        <w:pStyle w:val="ListBullet"/>
+      </w:pPr>
+      <w:r>
+        <w:t>`docs/log-mentah/2026-10-06-log-claude-ui-baru.md` (isi verbatim + keterangan asal-usul dan</w:t>
+      </w:r>
+    </w:p>
+    <w:p>
+      <w:r>
+        <w:t xml:space="preserve">  peringatan bahwa klaim di dalamnya bukan bukti).</w:t>
+      </w:r>
+    </w:p>
+    <w:p>
+      <w:pPr>
+        <w:pStyle w:val="ListBullet"/>
+      </w:pPr>
+      <w:r>
+        <w:t>`docs/log-mentah/2026-10-06-prompt-claude-ui-baru.md` (prompt verbatim).</w:t>
+      </w:r>
+    </w:p>
+    <w:p>
+      <w:pPr>
+        <w:pStyle w:val="ListBullet"/>
+      </w:pPr>
+      <w:r>
+        <w:t>`export-word.sh` diperbarui (`PROMPT_V3`) sehingga prompt itu ikut ke `docs/word/AGENT.docx` +</w:t>
+      </w:r>
+    </w:p>
+    <w:p>
+      <w:r>
+        <w:t xml:space="preserve">  `AGENT.md` dan diarsipkan sebagai `docs/word-arsip/(ARSIP) prompt-claude.docx`.</w:t>
+      </w:r>
+    </w:p>
+    <w:p>
+      <w:pPr>
+        <w:pStyle w:val="ListBullet"/>
+      </w:pPr>
+      <w:r>
+        <w:t>`log-mentah.docx` otomatis memuat kedua berkas `.md` itu; sudah diverifikasi dengan membaca</w:t>
+      </w:r>
+    </w:p>
+    <w:p>
+      <w:r>
+        <w:t xml:space="preserve">  `word/document.xml` hasil ekspor.</w:t>
+      </w:r>
+    </w:p>
+    <w:p>
+      <w:pPr>
+        <w:pStyle w:val="ListBullet"/>
+      </w:pPr>
+      <w:r>
+        <w:t>Berkas `.txt` asli **tidak dihapus** (disimpan sebagai jejak berkas penanda).</w:t>
+      </w:r>
+    </w:p>
+    <w:p>
+      <w:r/>
+    </w:p>
+    <w:p>
+      <w:pPr>
+        <w:pStyle w:val="Heading3"/>
+      </w:pPr>
+      <w:r>
+        <w:t>2) Berkas uji frontend dipusatkan</w:t>
+      </w:r>
+    </w:p>
+    <w:p>
+      <w:r/>
+    </w:p>
+    <w:p>
+      <w:r>
+        <w:t>25 berkas `*.test.js(x)` yang tadinya di samping berkas sumber dipindahkan ke</w:t>
+      </w:r>
+    </w:p>
+    <w:p>
+      <w:r>
+        <w:t>`frontend/src/__tests__/` mengikuti struktur `src/`. Impor relatif (termasuk `vi.mock` dan</w:t>
+      </w:r>
+    </w:p>
+    <w:p>
+      <w:r>
+        <w:t>`import('./…')` di JSDoc) diperbaiki otomatis; `import.meta.glob` pada `theme/tema.test.js`</w:t>
+      </w:r>
+    </w:p>
+    <w:p>
+      <w:r>
+        <w:t>diganti ke `'../../**/*.{js,jsx,css}'`. `jsconfig.json` tidak perlu diubah (`include: ["src"]`).</w:t>
+      </w:r>
+    </w:p>
+    <w:p>
+      <w:r>
+        <w:t>Hasil: checkJs OK, ESLint 0 error (2 warning lama), Vitest tetap 25 berkas / 156 test,</w:t>
+      </w:r>
+    </w:p>
+    <w:p>
+      <w:r>
+        <w:t>`./verify.sh` SEMUA HIJAU (Pest 79 passed / 491 assertions, Pint 166 files, realtime 2).</w:t>
+      </w:r>
+    </w:p>
+    <w:p>
+      <w:r>
+        <w:t>Skrip pemindahan bersifat sekali pakai dan sudah dihapus dari repo.</w:t>
+      </w:r>
+    </w:p>
+    <w:p>
+      <w:r/>
+    </w:p>
+    <w:p>
+      <w:pPr>
+        <w:pStyle w:val="Heading3"/>
+      </w:pPr>
+      <w:r>
+        <w:t>3) Fitur MVP yang belum — menunggu konfirmasi cakupan</w:t>
+      </w:r>
+    </w:p>
+    <w:p>
+      <w:r/>
+    </w:p>
+    <w:p>
+      <w:r>
+        <w:t>Slice 06–10 (koreksi manual isian/uraian, anti-cheat + presence + Live Monitor SSE, materi/layar</w:t>
+      </w:r>
+    </w:p>
+    <w:p>
+      <w:r>
+        <w:t>guru/avatar, upload jawaban + penilaian AI + mode tim, cache/mode gelap/Octane/deploy) belum</w:t>
+      </w:r>
+    </w:p>
+    <w:p>
+      <w:r>
+        <w:t>dikerjakan. Pekerjaan itu jauh lebih besar dari satu putaran kerja, jadi cakupan MVP-nya</w:t>
+      </w:r>
+    </w:p>
+    <w:p>
+      <w:r>
+        <w:t>dikonfirmasi lebih dulu ke pengguna (termasuk deploy yang butuh akun hosting) sebelum ditulis.</w:t>
       </w:r>
     </w:p>
     <w:sectPr>

--- a/docs/word-arsip/(ARSIP) laporan-kerja-prompt-2.docx
+++ b/docs/word-arsip/(ARSIP) laporan-kerja-prompt-2.docx
@@ -4004,6 +4004,422 @@
     <w:p>
       <w:r>
         <w:t>dikonfirmasi lebih dulu ke pengguna (termasuk deploy yang butuh akun hosting) sebelum ditulis.</w:t>
+      </w:r>
+    </w:p>
+    <w:p>
+      <w:r/>
+    </w:p>
+    <w:p>
+      <w:r>
+        <w:t>────────────────────────────────────────</w:t>
+      </w:r>
+    </w:p>
+    <w:p>
+      <w:r/>
+    </w:p>
+    <w:p>
+      <w:pPr>
+        <w:pStyle w:val="Heading2"/>
+      </w:pPr>
+      <w:r>
+        <w:t>2026-10-06 (sore–malam WIB) — Slice 06 penuh: delapan tipe soal, penilaian teks, koreksi manual ber-token</w:t>
+      </w:r>
+    </w:p>
+    <w:p>
+      <w:r/>
+    </w:p>
+    <w:p>
+      <w:pPr>
+        <w:pStyle w:val="Heading3"/>
+      </w:pPr>
+      <w:r>
+        <w:t>Prompt pengguna (verbatim, yang relevan)</w:t>
+      </w:r>
+    </w:p>
+    <w:p>
+      <w:r/>
+    </w:p>
+    <w:p>
+      <w:pPr>
+        <w:pStyle w:val="ListBullet"/>
+      </w:pPr>
+      <w:r>
+        <w:t>Pilihan ganda cakupan MVP: **"Slice 06: isian/uraian + koreksi manual, semua nya (mvp untuk fitur yang ada</w:t>
+      </w:r>
+    </w:p>
+    <w:p>
+      <w:r>
+        <w:t xml:space="preserve">  ui dan testable namun ketat di pure sys no ui seperti cache dll)"**.</w:t>
+      </w:r>
+    </w:p>
+    <w:p>
+      <w:pPr>
+        <w:pStyle w:val="ListBullet"/>
+      </w:pPr>
+      <w:r>
+        <w:t>Untuk bagian deploy: **"Tunda dulu, fokus fitur"**.</w:t>
+      </w:r>
+    </w:p>
+    <w:p>
+      <w:pPr>
+        <w:pStyle w:val="ListBullet"/>
+      </w:pPr>
+      <w:r>
+        <w:t>Perintah kerja: **"lanjut"** (dipakai beberapa kali selama sesi ini).</w:t>
+      </w:r>
+    </w:p>
+    <w:p>
+      <w:r/>
+    </w:p>
+    <w:p>
+      <w:pPr>
+        <w:pStyle w:val="Heading3"/>
+      </w:pPr>
+      <w:r>
+        <w:t>1) Test lama yang jadi salah diperbarui lebih dulu</w:t>
+      </w:r>
+    </w:p>
+    <w:p>
+      <w:r/>
+    </w:p>
+    <w:p>
+      <w:r>
+        <w:t>Dua tes frontend menyatakan empat tipe soal baru "belum didukung", padahal backend slice 06 sudah</w:t>
+      </w:r>
+    </w:p>
+    <w:p>
+      <w:r>
+        <w:t>menilainya:</w:t>
+      </w:r>
+    </w:p>
+    <w:p>
+      <w:r/>
+    </w:p>
+    <w:p>
+      <w:pPr>
+        <w:pStyle w:val="ListBullet"/>
+      </w:pPr>
+      <w:r>
+        <w:t>`frontend/src/__tests__/sections/question/render/renderer.test.jsx` — tes "tipe `uraian` belum didukung"</w:t>
+      </w:r>
+    </w:p>
+    <w:p>
+      <w:r>
+        <w:t xml:space="preserve">  diganti dengan tipe karangan (`esai_bebas`) + tes baru bahwa `uraian` menuju kotak teks dan</w:t>
+      </w:r>
+    </w:p>
+    <w:p>
+      <w:r>
+        <w:t xml:space="preserve">  `isian_singkat` menuju kotak isian;</w:t>
+      </w:r>
+    </w:p>
+    <w:p>
+      <w:pPr>
+        <w:pStyle w:val="ListBullet"/>
+      </w:pPr>
+      <w:r>
+        <w:t>`frontend/src/__tests__/sections/question/validasi.test.js` — tes "menolak tipe esai yang belum didukung"</w:t>
+      </w:r>
+    </w:p>
+    <w:p>
+      <w:r>
+        <w:t xml:space="preserve">  dihapus; diganti aturan penolakan per tipe baru (letak kata tanpa penempatan, hubung kata tanpa sambungan,</w:t>
+      </w:r>
+    </w:p>
+    <w:p>
+      <w:r>
+        <w:t xml:space="preserve">  isian tanpa jawaban baku, ambang di luar (0,1], uraian tanpa kata kunci / bobot tidak positif).</w:t>
+      </w:r>
+    </w:p>
+    <w:p>
+      <w:r/>
+    </w:p>
+    <w:p>
+      <w:pPr>
+        <w:pStyle w:val="Heading3"/>
+      </w:pPr>
+      <w:r>
+        <w:t>2) Vitest slice 06 ditambahkan</w:t>
+      </w:r>
+    </w:p>
+    <w:p>
+      <w:r/>
+    </w:p>
+    <w:p>
+      <w:pPr>
+        <w:pStyle w:val="ListBullet"/>
+      </w:pPr>
+      <w:r>
+        <w:t>`renderer.test.jsx`: blok baru `SoalLetakKata`, `SoalHubungKata`, `SoalIsianSingkat`, `SoalUraian`</w:t>
+      </w:r>
+    </w:p>
+    <w:p>
+      <w:r>
+        <w:t xml:space="preserve">  (kendali sesuai tipe, kunci hanya saat `tampilkanKunci`, nilai murid dipakai ulang, kunci tidak bocor).</w:t>
+      </w:r>
+    </w:p>
+    <w:p>
+      <w:pPr>
+        <w:pStyle w:val="ListBullet"/>
+      </w:pPr>
+      <w:r>
+        <w:t>`validasi.test.js`: state/konten/kunci untuk isian singkat (termasuk `angka_persis: false` + negasi),</w:t>
+      </w:r>
+    </w:p>
+    <w:p>
+      <w:r>
+        <w:t xml:space="preserve">  uraian (bobot kata kunci + sinonim `kata = alias, alias`), letak kata, hubung kata; `stateDariSoal`</w:t>
+      </w:r>
+    </w:p>
+    <w:p>
+      <w:r>
+        <w:t xml:space="preserve">  membuka soal tersimpan dari server; bantuan `pisahKata`/`sinonimUraianDariTeks`/`teksDariSinonimUraian`.</w:t>
+      </w:r>
+    </w:p>
+    <w:p>
+      <w:pPr>
+        <w:pStyle w:val="ListBullet"/>
+      </w:pPr>
+      <w:r>
+        <w:t>Baru: `src/__tests__/sections/scoring/tampilan.test.js` (6 test) dan</w:t>
+      </w:r>
+    </w:p>
+    <w:p>
+      <w:r>
+        <w:t xml:space="preserve">  `src/__tests__/sections/scoring/api.test.js` (5 test, skema Zod antrean/token/hasil koreksi).</w:t>
+      </w:r>
+    </w:p>
+    <w:p>
+      <w:pPr>
+        <w:pStyle w:val="ListBullet"/>
+      </w:pPr>
+      <w:r>
+        <w:t>Hasil: `npm run test` → **27 berkas / 193 test** lulus (start 18:43 WIB di mesin ini).</w:t>
+      </w:r>
+    </w:p>
+    <w:p>
+      <w:pPr>
+        <w:pStyle w:val="ListBullet"/>
+      </w:pPr>
+      <w:r>
+        <w:t>Satu ronde `npm run check` masih merah: `BarisIsian` butuh `sinonim` dan helper tes `api.test.js` mengetik</w:t>
+      </w:r>
+    </w:p>
+    <w:p>
+      <w:r>
+        <w:t xml:space="preserve">  `kunci` terlalu ketat. Keduanya diperbaiki di tes (bukan dengan melemahkan tipe), lalu `npm run check`</w:t>
+      </w:r>
+    </w:p>
+    <w:p>
+      <w:r>
+        <w:t xml:space="preserve">  bersih (exit 0).</w:t>
+      </w:r>
+    </w:p>
+    <w:p>
+      <w:r/>
+    </w:p>
+    <w:p>
+      <w:pPr>
+        <w:pStyle w:val="Heading3"/>
+      </w:pPr>
+      <w:r>
+        <w:t>3) Commit frontend slice 06 (658fbe0)</w:t>
+      </w:r>
+    </w:p>
+    <w:p>
+      <w:r/>
+    </w:p>
+    <w:p>
+      <w:r>
+        <w:t>`tipeSoal.js` (TIPE_OBJEKTIF 6 tipe, `TIPE_BERTINGKAT`, ambang bawaan, `pisahKata`,</w:t>
+      </w:r>
+    </w:p>
+    <w:p>
+      <w:r>
+        <w:t>`sinonimUraianDariTeks`, `teksDariSinonimUraian`, `kunciIsian`, `kunciUraian`), `validasi.js` (validasi</w:t>
+      </w:r>
+    </w:p>
+    <w:p>
+      <w:r>
+        <w:t>berpasangan untuk menjodohkan/hubung kata + letak kata + isian + uraian, `ambangWajar`), `EditorSoal.jsx`</w:t>
+      </w:r>
+    </w:p>
+    <w:p>
+      <w:r>
+        <w:t>(`FieldsetPasangan` dipakai bersama, fieldset letak kata/isian singkat/uraian, pilihan tipe tanpa</w:t>
+      </w:r>
+    </w:p>
+    <w:p>
+      <w:r>
+        <w:t>"(belum tersedia)"), 4 renderer baru, `RendererSoal.jsx` 8 tipe, `sections/scoring/{api,tampilan}.js`,</w:t>
+      </w:r>
+    </w:p>
+    <w:p>
+      <w:r>
+        <w:t>`HalamanKoreksi.jsx`, `routes.js`, `App.jsx`, `HalamanKuisDetail.jsx` (tombol **Koreksi manual**).</w:t>
+      </w:r>
+    </w:p>
+    <w:p>
+      <w:r>
+        <w:t>18 berkas, +2009/−75 baris.</w:t>
+      </w:r>
+    </w:p>
+    <w:p>
+      <w:r/>
+    </w:p>
+    <w:p>
+      <w:pPr>
+        <w:pStyle w:val="Heading3"/>
+      </w:pPr>
+      <w:r>
+        <w:t>4) Smoke CDP slice 06 — dan bug yang ditemukannya</w:t>
+      </w:r>
+    </w:p>
+    <w:p>
+      <w:r/>
+    </w:p>
+    <w:p>
+      <w:r>
+        <w:t>`docs/smoke-ui-slice06.mjs` baru, 27 butir, idempoten (soal `SMOKE-06` dipakai ulang, kuis dilonggarkan</w:t>
+      </w:r>
+    </w:p>
+    <w:p>
+      <w:r>
+        <w:t>dulu sebelum susunan soal diubah, karena `KuisService::sinkronSoal()` menolak ubah susunan saat kuis</w:t>
+      </w:r>
+    </w:p>
+    <w:p>
+      <w:r>
+        <w:t>sedang berjalan).</w:t>
+      </w:r>
+    </w:p>
+    <w:p>
+      <w:r/>
+    </w:p>
+    <w:p>
+      <w:r>
+        <w:t>Putaran pertama: **26/27** — gagal pada "isian singkat dinilai benar lewat sinonim · skor 0".</w:t>
+      </w:r>
+    </w:p>
+    <w:p>
+      <w:r>
+        <w:t>Penyebab: `PenanganIsianSingkat::kemiripanTerbaik()` memanggil `BantuanTeks::angkaCocok()` dengan</w:t>
+      </w:r>
+    </w:p>
+    <w:p>
+      <w:r>
+        <w:t>`implode(' ', $kandidat)`, jadi kunci `9` menutup kandidat sinonim `sembilan` seluruhnya (kolom "sinonim"</w:t>
+      </w:r>
+    </w:p>
+    <w:p>
+      <w:r>
+        <w:t>di editor jadi sia-sia untuk soal ber-kunci angka). Perbaikan: penjaga `angka_persis` dipindah ke tiap</w:t>
+      </w:r>
+    </w:p>
+    <w:p>
+      <w:r>
+        <w:t>kandidat (`b8525aa`), ditambah 4 assertion regresi di `Slice06Test` (`12` tetap bukan `120`).</w:t>
+      </w:r>
+    </w:p>
+    <w:p>
+      <w:r>
+        <w:t>Putaran kedua: **27/27 lulus**, termasuk koreksi lewat DOM sungguhan (isi skor + alasan, klik</w:t>
+      </w:r>
+    </w:p>
+    <w:p>
+      <w:r>
+        <w:t>"Minta token konfirmasi", klik "Simpan koreksi", baris hilang dari antrean, nilai uraian 6/6).</w:t>
+      </w:r>
+    </w:p>
+    <w:p>
+      <w:r/>
+    </w:p>
+    <w:p>
+      <w:pPr>
+        <w:pStyle w:val="Heading3"/>
+      </w:pPr>
+      <w:r>
+        <w:t>5) Pagar mutu &amp; dokumentasi</w:t>
+      </w:r>
+    </w:p>
+    <w:p>
+      <w:r/>
+    </w:p>
+    <w:p>
+      <w:pPr>
+        <w:pStyle w:val="ListBullet"/>
+      </w:pPr>
+      <w:r>
+        <w:t>`./verify.sh` → **SEMUA HIJAU**: Pest **88 passed (598 assertions)**, Pint **PASS 182 files**, checkJs OK,</w:t>
+      </w:r>
+    </w:p>
+    <w:p>
+      <w:r>
+        <w:t xml:space="preserve">  ESLint 0 error (2 warning lama), Vitest **27 berkas/193 test**, realtime 2 test. `npm run build` sukses.</w:t>
+      </w:r>
+    </w:p>
+    <w:p>
+      <w:pPr>
+        <w:pStyle w:val="ListBullet"/>
+      </w:pPr>
+      <w:r>
+        <w:t>`docs/laporan-pengujian.md` bagian **A.9** (pagar mutu, test baru, rincian smoke 27/27, bug + perbaikan,</w:t>
+      </w:r>
+    </w:p>
+    <w:p>
+      <w:r>
+        <w:t xml:space="preserve">  keputusan teknis, yang belum diuji) dan `docs/catatan-demo.md` bagian **Demo Slice 06** ditulis.</w:t>
+      </w:r>
+    </w:p>
+    <w:p>
+      <w:pPr>
+        <w:pStyle w:val="ListBullet"/>
+      </w:pPr>
+      <w:r>
+        <w:t>`docs/jurnal-prompt.md` **Entri 3** diperbarui: slice 06 masuk, angka uji baru, referensi log ditambah.</w:t>
+      </w:r>
+    </w:p>
+    <w:p>
+      <w:pPr>
+        <w:pStyle w:val="ListBullet"/>
+      </w:pPr>
+      <w:r>
+        <w:t>Ekspor Word dijalankan ulang supaya `log-mentah.docx`/`ringkasan-prompt.docx` memuat catatan ini.</w:t>
+      </w:r>
+    </w:p>
+    <w:p>
+      <w:r/>
+    </w:p>
+    <w:p>
+      <w:pPr>
+        <w:pStyle w:val="Heading3"/>
+      </w:pPr>
+      <w:r>
+        <w:t>Catatan jujur</w:t>
+      </w:r>
+    </w:p>
+    <w:p>
+      <w:r/>
+    </w:p>
+    <w:p>
+      <w:pPr>
+        <w:pStyle w:val="ListBullet"/>
+      </w:pPr>
+      <w:r>
+        <w:t>Perubahan nilai yang ditulis smoke **sengaja dibiarkan** di DB dev: 4 soal `SMOKE-06` (id 6–9) kini</w:t>
+      </w:r>
+    </w:p>
+    <w:p>
+      <w:r>
+        <w:t xml:space="preserve">  terpasang di kuis "Latihan Operasi Hitung" agar demo punya soal bertingkat dan antrean koreksi berisi.</w:t>
+      </w:r>
+    </w:p>
+    <w:p>
+      <w:pPr>
+        <w:pStyle w:val="ListBullet"/>
+      </w:pPr>
+      <w:r>
+        <w:t>Slice 07–10 belum dikerjakan; deploy ditunda atas permintaan pengguna.</w:t>
       </w:r>
     </w:p>
     <w:sectPr>

--- a/docs/word-arsip/(ARSIP) laporan-kerja-prompt-2.docx
+++ b/docs/word-arsip/(ARSIP) laporan-kerja-prompt-2.docx
@@ -4420,6 +4420,553 @@
       </w:pPr>
       <w:r>
         <w:t>Slice 07–10 belum dikerjakan; deploy ditunda atas permintaan pengguna.</w:t>
+      </w:r>
+    </w:p>
+    <w:p>
+      <w:r/>
+    </w:p>
+    <w:p>
+      <w:r>
+        <w:t>────────────────────────────────────────</w:t>
+      </w:r>
+    </w:p>
+    <w:p>
+      <w:r/>
+    </w:p>
+    <w:p>
+      <w:pPr>
+        <w:pStyle w:val="Heading2"/>
+      </w:pPr>
+      <w:r>
+        <w:t>2026-10-06 19:41 WIB — Putaran audit library &amp; kualitas kode (slice 01)</w:t>
+      </w:r>
+    </w:p>
+    <w:p>
+      <w:r/>
+    </w:p>
+    <w:p>
+      <w:pPr>
+        <w:pStyle w:val="Heading3"/>
+      </w:pPr>
+      <w:r>
+        <w:t>1) Prompt pengguna</w:t>
+      </w:r>
+    </w:p>
+    <w:p>
+      <w:r/>
+    </w:p>
+    <w:p>
+      <w:r>
+        <w:t>Pengguna melampirkan `laporan-audit-slice-01.md` (audit statis dari snapshot zip lama: `src_2.zip`,</w:t>
+      </w:r>
+    </w:p>
+    <w:p>
+      <w:r>
+        <w:t>`backend_3.zip`, `Arsip_4.zip`) dan menulis: **"cek"**. Laporan utuh diarsipkan ke</w:t>
+      </w:r>
+    </w:p>
+    <w:p>
+      <w:r>
+        <w:t>`docs/log-mentah/2026-10-06-audit-library-kualitas-slice-01.md` supaya buktinya tidak hilang.</w:t>
+      </w:r>
+    </w:p>
+    <w:p>
+      <w:r/>
+    </w:p>
+    <w:p>
+      <w:pPr>
+        <w:pStyle w:val="Heading3"/>
+      </w:pPr>
+      <w:r>
+        <w:t>2) Verdict (hasil pemeriksaan ulang terhadap kode yang berjalan)</w:t>
+      </w:r>
+    </w:p>
+    <w:p>
+      <w:r/>
+    </w:p>
+    <w:p>
+      <w:pPr>
+        <w:pStyle w:val="ListBullet"/>
+      </w:pPr>
+      <w:r>
+        <w:t>**B1 NYATA, tapi bukan 500.** Closure ke-3 di `Password::reset()` memang diabaikan — dicek langsung ke</w:t>
+      </w:r>
+    </w:p>
+    <w:p>
+      <w:r>
+        <w:t xml:space="preserve">  `vendor/laravel/framework/src/Illuminate/Auth/Passwords/PasswordBroker.php:122` (hanya 2 parameter).</w:t>
+      </w:r>
+    </w:p>
+    <w:p>
+      <w:r>
+        <w:t xml:space="preserve">  Tak ada `createUrlUsing`, tak ada route bernama `password.reset`. Karena `PengirimEmail` menelan galat</w:t>
+      </w:r>
+    </w:p>
+    <w:p>
+      <w:r>
+        <w:t xml:space="preserve">  (fail-open), gejalanya bukan error, melainkan **lupa sandi diam-diam tidak berfungsi**.</w:t>
+      </w:r>
+    </w:p>
+    <w:p>
+      <w:pPr>
+        <w:pStyle w:val="ListBullet"/>
+      </w:pPr>
+      <w:r>
+        <w:t>**B2 NYATA** (`unique:users,email` di `DaftarMuridRequest.php:26`), tetapi bertabrakan dengan alur</w:t>
+      </w:r>
+    </w:p>
+    <w:p>
+      <w:r>
+        <w:t xml:space="preserve">  auto-login setelah daftar yang sudah disepakati.</w:t>
+      </w:r>
+    </w:p>
+    <w:p>
+      <w:pPr>
+        <w:pStyle w:val="ListBullet"/>
+      </w:pPr>
+      <w:r>
+        <w:t>**B3 NYATA** (`VerifyEmailService` selalu menulis `status = Aktif`).</w:t>
+      </w:r>
+    </w:p>
+    <w:p>
+      <w:pPr>
+        <w:pStyle w:val="ListBullet"/>
+      </w:pPr>
+      <w:r>
+        <w:t>**B4 &amp; B5 SUDAH BERES** (`pulihkanSesi` di `App.jsx`, penanda `listenerTerpasang`) — temuan ini usang.</w:t>
+      </w:r>
+    </w:p>
+    <w:p>
+      <w:pPr>
+        <w:pStyle w:val="ListBullet"/>
+      </w:pPr>
+      <w:r>
+        <w:t>**B6 risiko laten saja** (Axios 1.x tetap kirim header XSRF bila same-origin; semua request `baseURL:'/api'`).</w:t>
+      </w:r>
+    </w:p>
+    <w:p>
+      <w:pPr>
+        <w:pStyle w:val="ListBullet"/>
+      </w:pPr>
+      <w:r>
+        <w:t>**K1 NYATA** — `expect('App\Sections\Http\Controllers')` namespace-nya tidak ada, jadi test lolos tanpa</w:t>
+      </w:r>
+    </w:p>
+    <w:p>
+      <w:r>
+        <w:t xml:space="preserve">  memeriksa. **K2, K3, K4, K5, K7, K8, K9, K10 NYATA.** **K6 sudah tidak ada.**</w:t>
+      </w:r>
+    </w:p>
+    <w:p>
+      <w:pPr>
+        <w:pStyle w:val="ListBullet"/>
+      </w:pPr>
+      <w:r>
+        <w:t>**P1 NYATA** (scaffold Tailwind/Vite backend). **P2 sebagian usang** — `league/csv`, `query-builder`,</w:t>
+      </w:r>
+    </w:p>
+    <w:p>
+      <w:r>
+        <w:t xml:space="preserve">  `activitylog` sudah dipakai; Octane &amp; Debugbar memang baru slice 10. **P3 sebagian** — `backend/.env`</w:t>
+      </w:r>
+    </w:p>
+    <w:p>
+      <w:r>
+        <w:t xml:space="preserve">  tidak ter-track, `verify.sh` + `jsconfig.json` sudah ada.</w:t>
+      </w:r>
+    </w:p>
+    <w:p>
+      <w:pPr>
+        <w:pStyle w:val="ListBullet"/>
+      </w:pPr>
+      <w:r>
+        <w:t>**Temuan tambahan saya:** `GET /` backend menyajikan halaman selamat datang bawaan Laravel;</w:t>
+      </w:r>
+    </w:p>
+    <w:p>
+      <w:r>
+        <w:t xml:space="preserve">  `dompurify`/`jszip`/`@tanstack/react-virtual` belum dipakai (DOMPurify tidak perlu karena `MediaSoal.jsx`</w:t>
+      </w:r>
+    </w:p>
+    <w:p>
+      <w:r>
+        <w:t xml:space="preserve">  pakai `DOMParser` + whitelist + `react/no-danger` + test XSS).</w:t>
+      </w:r>
+    </w:p>
+    <w:p>
+      <w:r/>
+    </w:p>
+    <w:p>
+      <w:pPr>
+        <w:pStyle w:val="Heading3"/>
+      </w:pPr>
+      <w:r>
+        <w:t>3) Keputusan pengguna (lewat pilihan ganda)</w:t>
+      </w:r>
+    </w:p>
+    <w:p>
+      <w:r/>
+    </w:p>
+    <w:p>
+      <w:pPr>
+        <w:pStyle w:val="ListBullet"/>
+      </w:pPr>
+      <w:r>
+        <w:t>Cakupan perbaikan: **"Semua, termasuk B2"**.</w:t>
+      </w:r>
+    </w:p>
+    <w:p>
+      <w:pPr>
+        <w:pStyle w:val="ListBullet"/>
+      </w:pPr>
+      <w:r>
+        <w:t>Trade-off B2: **"Pertahankan 422 + note jujur"** — jadi B2 sengaja **tidak** diperbaiki, tetapi</w:t>
+      </w:r>
+    </w:p>
+    <w:p>
+      <w:r>
+        <w:t xml:space="preserve">  didokumentasikan terbuka (A.10.4 dan `docs/catatan-demo.md`).</w:t>
+      </w:r>
+    </w:p>
+    <w:p>
+      <w:r/>
+    </w:p>
+    <w:p>
+      <w:pPr>
+        <w:pStyle w:val="Heading3"/>
+      </w:pPr>
+      <w:r>
+        <w:t>4) Perbaikan yang dikerjakan</w:t>
+      </w:r>
+    </w:p>
+    <w:p>
+      <w:r/>
+    </w:p>
+    <w:p>
+      <w:r>
+        <w:t>**Backend.**</w:t>
+      </w:r>
+    </w:p>
+    <w:p>
+      <w:pPr>
+        <w:pStyle w:val="ListBullet"/>
+      </w:pPr>
+      <w:r>
+        <w:t>`AppServiceProvider`: `ResetPassword::createUrlUsing()` → `{frontend_url}/atur-ulang-sandi?token=…&amp;email=…`;</w:t>
+      </w:r>
+    </w:p>
+    <w:p>
+      <w:r>
+        <w:t xml:space="preserve">  throttle `auth` jadi **dua limit** (`5/menit` per `ip|email` + `20/menit` per IP); limit `verifikasi`</w:t>
+      </w:r>
+    </w:p>
+    <w:p>
+      <w:r>
+        <w:t xml:space="preserve">  di-cast.</w:t>
+      </w:r>
+    </w:p>
+    <w:p>
+      <w:pPr>
+        <w:pStyle w:val="ListBullet"/>
+      </w:pPr>
+      <w:r>
+        <w:t>`PasswordResetService`: signature jadi `terapkan(string $email, string $token, string $password)`</w:t>
+      </w:r>
+    </w:p>
+    <w:p>
+      <w:r>
+        <w:t xml:space="preserve">  (array longgar dihapus); `remember_token =&gt; Str::random(60)`; baris `sessions` milik user dihapus bila</w:t>
+      </w:r>
+    </w:p>
+    <w:p>
+      <w:r>
+        <w:t xml:space="preserve">  `SESSION_DRIVER=database`; closure url dihapus.</w:t>
+      </w:r>
+    </w:p>
+    <w:p>
+      <w:pPr>
+        <w:pStyle w:val="ListBullet"/>
+      </w:pPr>
+      <w:r>
+        <w:t>`PasswordResetController::aturUlang` memanggil dengan argumen bernama.</w:t>
+      </w:r>
+    </w:p>
+    <w:p>
+      <w:pPr>
+        <w:pStyle w:val="ListBullet"/>
+      </w:pPr>
+      <w:r>
+        <w:t>`VerifyEmailService`: idempoten, status hanya dinaikkan dari `Pending`; method baru</w:t>
+      </w:r>
+    </w:p>
+    <w:p>
+      <w:r>
+        <w:t xml:space="preserve">  `kirimUlangPublik(string $email)` menampung penelusuran email + penjaga suspend/dihapus.</w:t>
+      </w:r>
+    </w:p>
+    <w:p>
+      <w:pPr>
+        <w:pStyle w:val="ListBullet"/>
+      </w:pPr>
+      <w:r>
+        <w:t>`AuthController`: delegasi ke service, cast `(bool)` dibuang, import `User`/`UserStatus` dibuang.</w:t>
+      </w:r>
+    </w:p>
+    <w:p>
+      <w:pPr>
+        <w:pStyle w:val="ListBullet"/>
+      </w:pPr>
+      <w:r>
+        <w:t>`LoginService`: `Hash::check($password, self::sandiDummy())` saat user null (anti timing, memoized);</w:t>
+      </w:r>
+    </w:p>
+    <w:p>
+      <w:r>
+        <w:t xml:space="preserve">  `$alasan` tak terpakai dihapus.</w:t>
+      </w:r>
+    </w:p>
+    <w:p>
+      <w:pPr>
+        <w:pStyle w:val="ListBullet"/>
+      </w:pPr>
+      <w:r>
+        <w:t>**Baru** `CekSesiController` (invokable) menggantikan closure `/v1/sesi`; rute dinamai `sesi`.</w:t>
+      </w:r>
+    </w:p>
+    <w:p>
+      <w:r>
+        <w:t xml:space="preserve">  `php artisan route:cache` terbukti sukses (83.242 byte `bootstrap/cache/routes-v7.php`), lalu di-clear.</w:t>
+      </w:r>
+    </w:p>
+    <w:p>
+      <w:pPr>
+        <w:pStyle w:val="ListBullet"/>
+      </w:pPr>
+      <w:r>
+        <w:t>**K8 satu penulis peran**: `User::tetapkanPeran(string)` = `forceFill(['role'=&gt;…])-&gt;save()` +</w:t>
+      </w:r>
+    </w:p>
+    <w:p>
+      <w:r>
+        <w:t xml:space="preserve">  `syncRoles([Role::findOrCreate($peran,'web')])`, dipakai `RegisterService`, `MuridService`,</w:t>
+      </w:r>
+    </w:p>
+    <w:p>
+      <w:r>
+        <w:t xml:space="preserve">  `ImporMuridService`; `UserFactory::configure()` menambah `afterCreating`.</w:t>
+      </w:r>
+    </w:p>
+    <w:p>
+      <w:pPr>
+        <w:pStyle w:val="ListBullet"/>
+      </w:pPr>
+      <w:r>
+        <w:t>**K1**: `tests/Arch/ArchitectureTest.php` ditulis ulang — helper `namespaceController()` memindai folder</w:t>
+      </w:r>
+    </w:p>
+    <w:p>
+      <w:r>
+        <w:t xml:space="preserve">  (ingat: `app_path()` **tidak boleh** dipakai di berkas arch, fatal di container), test pengaman namespace</w:t>
+      </w:r>
+    </w:p>
+    <w:p>
+      <w:r>
+        <w:t xml:space="preserve">  terdeteksi, dan `not-&gt;toUse([DB, Cache, Log, Schema])`. Terbukti tidak ada controller yang melanggar.</w:t>
+      </w:r>
+    </w:p>
+    <w:p>
+      <w:pPr>
+        <w:pStyle w:val="ListBullet"/>
+      </w:pPr>
+      <w:r>
+        <w:t>**P1/P3**: `backend/package.json` ditulis ulang (delegasi `npm --prefix ../frontend`); `routes/web.php`</w:t>
+      </w:r>
+    </w:p>
+    <w:p>
+      <w:r>
+        <w:t xml:space="preserve">  root **redirect ke `frontend_url`**; `git rm -r backend/resources backend/vite.config.js`;</w:t>
+      </w:r>
+    </w:p>
+    <w:p>
+      <w:r>
+        <w:t xml:space="preserve">  `composer.json` `setup` pakai `npm --prefix ../frontend`.</w:t>
+      </w:r>
+    </w:p>
+    <w:p>
+      <w:pPr>
+        <w:pStyle w:val="ListBullet"/>
+      </w:pPr>
+      <w:r>
+        <w:t>Test baru: 6 di `AuthTest` (URL reset ke frontend, callback terdaftar via `ReflectionProperty`,</w:t>
+      </w:r>
+    </w:p>
+    <w:p>
+      <w:r>
+        <w:t xml:space="preserve">  suspended tidak diaktifkan, daftar email terdaftar 422 sebagai dokumentasi trade-off, reset mencabut sesi</w:t>
+      </w:r>
+    </w:p>
+    <w:p>
+      <w:r>
+        <w:t xml:space="preserve">  + `remember_token`, role sinkron di semua jalur) dan 1 di `HealthTest` (root redirect).</w:t>
+      </w:r>
+    </w:p>
+    <w:p>
+      <w:r/>
+    </w:p>
+    <w:p>
+      <w:r>
+        <w:t>**Frontend.**</w:t>
+      </w:r>
+    </w:p>
+    <w:p>
+      <w:pPr>
+        <w:pStyle w:val="ListBullet"/>
+      </w:pPr>
+      <w:r>
+        <w:t>`shared/api/client.js`: cache janji `janjiCsrf` + `lupakanCsrfCookie()`; `ambilCsrfCookie()` tidak</w:t>
+      </w:r>
+    </w:p>
+    <w:p>
+      <w:r>
+        <w:t xml:space="preserve">  menyimpan kegagalan; interceptor 419 memanggil `lupakanCsrfCookie()`.</w:t>
+      </w:r>
+    </w:p>
+    <w:p>
+      <w:pPr>
+        <w:pStyle w:val="ListBullet"/>
+      </w:pPr>
+      <w:r>
+        <w:t>`sections/auth/api.js`: helper `emailBersih()` (trim + lowercase) menggantikan 6× `.toLowerCase()`.</w:t>
+      </w:r>
+    </w:p>
+    <w:p>
+      <w:pPr>
+        <w:pStyle w:val="ListBullet"/>
+      </w:pPr>
+      <w:r>
+        <w:t>`sections/auth/validasi.js` + `sections/school/validasi.js`: `.toLowerCase()` di skema email.</w:t>
+      </w:r>
+    </w:p>
+    <w:p>
+      <w:pPr>
+        <w:pStyle w:val="ListBullet"/>
+      </w:pPr>
+      <w:r>
+        <w:t>Vitest baru: blok "cache cookie CSRF" (3 test) di `shared/api/client.test.js` dan test normalisasi email</w:t>
+      </w:r>
+    </w:p>
+    <w:p>
+      <w:r>
+        <w:t xml:space="preserve">  di `sections/auth/validasi.test.js`.</w:t>
+      </w:r>
+    </w:p>
+    <w:p>
+      <w:r/>
+    </w:p>
+    <w:p>
+      <w:pPr>
+        <w:pStyle w:val="Heading3"/>
+      </w:pPr>
+      <w:r>
+        <w:t>5) Pagar mutu &amp; verifikasi akhir</w:t>
+      </w:r>
+    </w:p>
+    <w:p>
+      <w:r/>
+    </w:p>
+    <w:p>
+      <w:pPr>
+        <w:pStyle w:val="ListBullet"/>
+      </w:pPr>
+      <w:r>
+        <w:t>`./verify.sh` dari root → **SEMUA HIJAU** (exit 0): Pest **95 passed (629 assertions)**, Pint</w:t>
+      </w:r>
+    </w:p>
+    <w:p>
+      <w:r>
+        <w:t xml:space="preserve">  **PASS 183 files**, checkJs OK, ESLint 0 error (2 warning lama), Vitest **27 berkas / 197 test**,</w:t>
+      </w:r>
+    </w:p>
+    <w:p>
+      <w:r>
+        <w:t xml:space="preserve">  realtime 2 test.</w:t>
+      </w:r>
+    </w:p>
+    <w:p>
+      <w:pPr>
+        <w:pStyle w:val="ListBullet"/>
+      </w:pPr>
+      <w:r>
+        <w:t>`cd frontend &amp;&amp; npm run build` → sukses (305 modul; `index-*.js` 638,28 kB gzip 187,18 kB;</w:t>
+      </w:r>
+    </w:p>
+    <w:p>
+      <w:r>
+        <w:t xml:space="preserve">  `index-*.css` 250,11 kB) — peringatan "chunk &gt; 500 kB" masih ada.</w:t>
+      </w:r>
+    </w:p>
+    <w:p>
+      <w:pPr>
+        <w:pStyle w:val="ListBullet"/>
+      </w:pPr>
+      <w:r>
+        <w:t>`php artisan route:cache` → **Routes cached successfully**; `GET http://127.0.0.1:8000/` →</w:t>
+      </w:r>
+    </w:p>
+    <w:p>
+      <w:r>
+        <w:t xml:space="preserve">  **302 → http://localhost:5173/**.</w:t>
+      </w:r>
+    </w:p>
+    <w:p>
+      <w:pPr>
+        <w:pStyle w:val="ListBullet"/>
+      </w:pPr>
+      <w:r>
+        <w:t>`php artisan dev:list` tetap 4 proses.</w:t>
+      </w:r>
+    </w:p>
+    <w:p>
+      <w:r/>
+    </w:p>
+    <w:p>
+      <w:pPr>
+        <w:pStyle w:val="Heading3"/>
+      </w:pPr>
+      <w:r>
+        <w:t>Catatan jujur</w:t>
+      </w:r>
+    </w:p>
+    <w:p>
+      <w:r/>
+    </w:p>
+    <w:p>
+      <w:pPr>
+        <w:pStyle w:val="ListBullet"/>
+      </w:pPr>
+      <w:r>
+        <w:t>**B2 sengaja dibiarkan** (422 tetap) sesuai keputusan pengguna, dan dicatat terbuka.</w:t>
+      </w:r>
+    </w:p>
+    <w:p>
+      <w:pPr>
+        <w:pStyle w:val="ListBullet"/>
+      </w:pPr>
+      <w:r>
+        <w:t>Dua berkas ` M` di `git status` (`README.md`, `backend/database/seeders/RolesAndAdminSeeder.php`)</w:t>
+      </w:r>
+    </w:p>
+    <w:p>
+      <w:r>
+        <w:t xml:space="preserve">  **bukan hasil kerja saya** — tidak di-commit.</w:t>
+      </w:r>
+    </w:p>
+    <w:p>
+      <w:pPr>
+        <w:pStyle w:val="ListBullet"/>
+      </w:pPr>
+      <w:r>
+        <w:t>Slice 07–10 belum dikerjakan; deploy masih ditunda.</w:t>
       </w:r>
     </w:p>
     <w:sectPr>

--- a/docs/word-arsip/(ARSIP) laporan-kerja-prompt-2.docx
+++ b/docs/word-arsip/(ARSIP) laporan-kerja-prompt-2.docx
@@ -4967,6 +4967,490 @@
       </w:pPr>
       <w:r>
         <w:t>Slice 07–10 belum dikerjakan; deploy masih ditunda.</w:t>
+      </w:r>
+    </w:p>
+    <w:p>
+      <w:r/>
+    </w:p>
+    <w:p>
+      <w:r>
+        <w:t>────────────────────────────────────────</w:t>
+      </w:r>
+    </w:p>
+    <w:p>
+      <w:r/>
+    </w:p>
+    <w:p>
+      <w:pPr>
+        <w:pStyle w:val="Heading2"/>
+      </w:pPr>
+      <w:r>
+        <w:t>2026-10-06 ±20.30–22.00 WIB — Slice 07: anti-cheat, presence, Live Monitor SSE</w:t>
+      </w:r>
+    </w:p>
+    <w:p>
+      <w:r/>
+    </w:p>
+    <w:p>
+      <w:pPr>
+        <w:pStyle w:val="Heading3"/>
+      </w:pPr>
+      <w:r>
+        <w:t>1) Prompt pengguna</w:t>
+      </w:r>
+    </w:p>
+    <w:p>
+      <w:r/>
+    </w:p>
+    <w:p>
+      <w:r>
+        <w:t>Pengguna bertanya lebih dulu: **"amati, ada fitur yang belum selesai?"** Saya periksa dengan bukti (bukan</w:t>
+      </w:r>
+    </w:p>
+    <w:p>
+      <w:r>
+        <w:t>ingatan): membaca `chunks/slice-07..10.json` + `rules-lomba.json`, menghitung berkas per section</w:t>
+      </w:r>
+    </w:p>
+    <w:p>
+      <w:r>
+        <w:t>(`Cheat`, `Presence`, `Material`, `Avatar`, `Cache` = 0 berkas), `php artisan route:list --json` (63 rute,</w:t>
+      </w:r>
+    </w:p>
+    <w:p>
+      <w:r>
+        <w:t>tidak ada satu pun untuk materi/avatar/anti-cheat/presence/SSE/unggah/tim), dan mengecek `realtime/src/server.js`</w:t>
+      </w:r>
+    </w:p>
+    <w:p>
+      <w:r>
+        <w:t>(81 baris, baru `/health` + `/ready`). Hasil: 14 butir belum selesai (slice 07–09 + sisa slice 10), dengan</w:t>
+      </w:r>
+    </w:p>
+    <w:p>
+      <w:r>
+        <w:t>**deploy** sebagai satu-satunya butir yang `rules-lomba.json` tandai "tidak boleh dipotong". Ditemukan juga</w:t>
+      </w:r>
+    </w:p>
+    <w:p>
+      <w:r>
+        <w:t>bahwa **mode gelap ternyata sudah selesai** lebih awal — klaim saya sendiri jadi dikoreksi.</w:t>
+      </w:r>
+    </w:p>
+    <w:p>
+      <w:r/>
+    </w:p>
+    <w:p>
+      <w:r>
+        <w:t>Pengguna menjawab: **"boleh lanjutkan"**. Karena deploy tetap ditunda atas permintaan sebelumnya</w:t>
+      </w:r>
+    </w:p>
+    <w:p>
+      <w:r>
+        <w:t>("tunda dulu, fokus fitur") dan chunk memerintahkan slice berurutan, yang dikerjakan adalah **slice 07**.</w:t>
+      </w:r>
+    </w:p>
+    <w:p>
+      <w:r/>
+    </w:p>
+    <w:p>
+      <w:pPr>
+        <w:pStyle w:val="Heading3"/>
+      </w:pPr>
+      <w:r>
+        <w:t>2) Backend</w:t>
+      </w:r>
+    </w:p>
+    <w:p>
+      <w:r/>
+    </w:p>
+    <w:p>
+      <w:r>
+        <w:t>**Section `Cheat` (baru).** `KategoriKecurangan` (9 kategori dari klien + 4 kategori turunan server, masing-masing</w:t>
+      </w:r>
+    </w:p>
+    <w:p>
+      <w:r>
+        <w:t>punya `skorRisiko()` dan `label()`), `StatusTinjauan` (menunggu/valid/tidak_valid), model `KejadianKecurangan`</w:t>
+      </w:r>
+    </w:p>
+    <w:p>
+      <w:r>
+        <w:t>beserta penjaga **append-only** di `booted()` (kolom selain `review_status`/`reviewed_by`/`reviewed_at`</w:t>
+      </w:r>
+    </w:p>
+    <w:p>
+      <w:r>
+        <w:t>ditolak; `deleting` ditolak), `KecuranganService` (`catat` berkelompok maks 50 + `insertOrIgnore` dengan sidik</w:t>
+      </w:r>
+    </w:p>
+    <w:p>
+      <w:r>
+        <w:t>unik untuk idempotensi, `catatTurunan` khusus kategori server, `daftar`, `ringkasan` per attempt, `tinjau` +</w:t>
+      </w:r>
+    </w:p>
+    <w:p>
+      <w:r>
+        <w:t>activity log `kecurangan`), `KejadianKecuranganPolicy`, `CatatKejadianRequest` (kategori dibatasi enum yang</w:t>
+      </w:r>
+    </w:p>
+    <w:p>
+      <w:r>
+        <w:t>`dariKlien()`), `TinjauKejadianRequest`, `KejadianKecuranganResource`, dan `KecuranganController`</w:t>
+      </w:r>
+    </w:p>
+    <w:p>
+      <w:r>
+        <w:t>(3 endpoint). Migrasi `create_cheat_events_and_sse_tickets`.</w:t>
+      </w:r>
+    </w:p>
+    <w:p>
+      <w:r/>
+    </w:p>
+    <w:p>
+      <w:r>
+        <w:t>**Section `Presence` (baru).** `PresenceService` (peta per kuis dengan ambang segar 45 detik, deteksi</w:t>
+      </w:r>
+    </w:p>
+    <w:p>
+      <w:r>
+        <w:t>`duplicate_session` bila sesi lain masih segar, `sapu()` yang mencatat `long_offline` sekali per attempt),</w:t>
+      </w:r>
+    </w:p>
+    <w:p>
+      <w:r>
+        <w:t>`SapuPresence` (job + `Schedule::job(...)-&gt;everyMinute()`), `MonitorService` (snapshot presence + progres</w:t>
+      </w:r>
+    </w:p>
+    <w:p>
+      <w:r>
+        <w:t>dari satu query `answers` + ringkasan kecurangan), `TokenSseService` (tiket 64 karakter, hanya hash yang</w:t>
+      </w:r>
+    </w:p>
+    <w:p>
+      <w:r>
+        <w:t>disimpan, TTL 45 detik, `pakai()` dengan `lockForUpdate` sebagai penjaga sekali-pakai), `PenyiarRealtime`</w:t>
+      </w:r>
+    </w:p>
+    <w:p>
+      <w:r>
+        <w:t>(publish pub/sub + arming tiket, semuanya fail-open dengan `Log::warning`), model `TiketSse`, dan tiga</w:t>
+      </w:r>
+    </w:p>
+    <w:p>
+      <w:r>
+        <w:t>controller (`KehadiranController`, `MonitorController`, `TiketSseController`).</w:t>
+      </w:r>
+    </w:p>
+    <w:p>
+      <w:r/>
+    </w:p>
+    <w:p>
+      <w:r>
+        <w:t>**Integrasi.** `AttemptController` menandai hadir saat `mulai`/`show`/`jawab` (jadi murid aktif tidak perlu</w:t>
+      </w:r>
+    </w:p>
+    <w:p>
+      <w:r>
+        <w:t>ping sama sekali) dan mengirim `proteksi` ke klien lewat `AttemptResource` (dipaksa `(object)` supaya peta</w:t>
+      </w:r>
+    </w:p>
+    <w:p>
+      <w:r>
+        <w:t>kosong tidak menjadi `[]`). `AttemptService` mencatat `late_submit` **hanya bila anti-cheat menyala** dan</w:t>
+      </w:r>
+    </w:p>
+    <w:p>
+      <w:r>
+        <w:t>menyediakan `saklarAntiCheat()` yang otomatis mati bila saklar induk mati. Kunci pengaturan bertambah 11</w:t>
+      </w:r>
+    </w:p>
+    <w:p>
+      <w:r>
+        <w:t>(blokir tempel/klik kanan/seleksi teks/cetak/tangkapan layar/alat pengembang, deteksi ubah ukuran, catat</w:t>
+      </w:r>
+    </w:p>
+    <w:p>
+      <w:r>
+        <w:t>pindah tab, kunci layar, blokir terjemahan, preset ujian) — semuanya **bawaan mati**, dan `anti_cheat` yang</w:t>
+      </w:r>
+    </w:p>
+    <w:p>
+      <w:r>
+        <w:t>dulu bawaan menyala ikut diubah mati sesuai chunk ("semua proteksi default mati"), sehingga satu asersi</w:t>
+      </w:r>
+    </w:p>
+    <w:p>
+      <w:r>
+        <w:t>`PengaturanTest` diperbarui.</w:t>
+      </w:r>
+    </w:p>
+    <w:p>
+      <w:r/>
+    </w:p>
+    <w:p>
+      <w:pPr>
+        <w:pStyle w:val="Heading3"/>
+      </w:pPr>
+      <w:r>
+        <w:t>3) Frontend</w:t>
+      </w:r>
+    </w:p>
+    <w:p>
+      <w:r/>
+    </w:p>
+    <w:p>
+      <w:r>
+        <w:t>`src/security/pengaturanProteksi.js` (peta boolean lengkap + preset `exam_mode` + `adaProteksiAktif`),</w:t>
+      </w:r>
+    </w:p>
+    <w:p>
+      <w:r>
+        <w:t>`pengirimKejadian.js` (dedupe cooldown 1,2 detik, kelompok maks 50, antrean offline 200/48 jam, retry hanya</w:t>
+      </w:r>
+    </w:p>
+    <w:p>
+      <w:r>
+        <w:t>tanpa respons/5xx/408/429), `useExamSecurity.js` (pagar + sensor, semua pemasangan dibungkus try/catch,</w:t>
+      </w:r>
+    </w:p>
+    <w:p>
+      <w:r>
+        <w:t>tab tersembunyi tetap hadir, resize hanya mengaburkan dan **tidak** dikirim), `ModalProteksi.jsx`</w:t>
+      </w:r>
+    </w:p>
+    <w:p>
+      <w:r>
+        <w:t>(pemberitahuan, bukan gerbang), `src/sections/presence/usePresence.js` (ping hanya setelah 15 detik tanpa</w:t>
+      </w:r>
+    </w:p>
+    <w:p>
+      <w:r>
+        <w:t>aktivitas + `sendBeacon` saat `pagehide`), `src/sections/cheat/{api.js,HalamanMonitor.jsx}` (polling 5 detik</w:t>
+      </w:r>
+    </w:p>
+    <w:p>
+      <w:r>
+        <w:t>selalu jalan, SSE memakai tiket sekali pakai bila hidup, panel catatan + tombol Valid/Tidak valid),</w:t>
+      </w:r>
+    </w:p>
+    <w:p>
+      <w:r>
+        <w:t>serta rute `monitorKuis`, entri di `App.jsx`, tombol **Live Monitor** di detail kuis, dan integrasi di</w:t>
+      </w:r>
+    </w:p>
+    <w:p>
+      <w:r>
+        <w:t>`HalamanKerjakan.jsx` (modal + overlay kabur + kunci layar 60 detik).</w:t>
+      </w:r>
+    </w:p>
+    <w:p>
+      <w:r/>
+    </w:p>
+    <w:p>
+      <w:pPr>
+        <w:pStyle w:val="Heading3"/>
+      </w:pPr>
+      <w:r>
+        <w:t>4) Service realtime (Node)</w:t>
+      </w:r>
+    </w:p>
+    <w:p>
+      <w:r/>
+    </w:p>
+    <w:p>
+      <w:r>
+        <w:t>`GET /sse/monitor?tiket=…`: cek panjang tiket, cek Origin, `GETDEL` tiket dari Redis (sekali pakai atomik),</w:t>
+      </w:r>
+    </w:p>
+    <w:p>
+      <w:r>
+        <w:t>hijack respons, kirim `event: siap`, langganan hanya kanal kuis itu, teruskan setiap pesan sebagai `data:`,</w:t>
+      </w:r>
+    </w:p>
+    <w:p>
+      <w:r>
+        <w:t>keepalive 20 detik, `X-Accel-Buffering: no`. Tanpa Redis → **503** supaya klien jatuh ke polling (fail-open).</w:t>
+      </w:r>
+    </w:p>
+    <w:p>
+      <w:r/>
+    </w:p>
+    <w:p>
+      <w:pPr>
+        <w:pStyle w:val="Heading3"/>
+      </w:pPr>
+      <w:r>
+        <w:t>5) Dua bug nyata yang ditemukan pengujian (bukan ditemukan sambil lalu)</w:t>
+      </w:r>
+    </w:p>
+    <w:p>
+      <w:r/>
+    </w:p>
+    <w:p>
+      <w:r>
+        <w:t>1. **Tiket SSE selalu 401.** Laravel menulis `ulangan-sekolah-database-sse:tiket:…` (prefix kunci default)</w:t>
+      </w:r>
+    </w:p>
+    <w:p>
+      <w:r>
+        <w:t xml:space="preserve">   sedangkan Node mencari `sse:tiket:…`. Ketahuan dari test smoke; diverifikasi dengan `tinker` +</w:t>
+      </w:r>
+    </w:p>
+    <w:p>
+      <w:r>
+        <w:t xml:space="preserve">   `redis-cli keys`. Diperbaiki dengan koneksi Redis `realtime` ber-`prefix =&gt; ''` di `config/database.php`.</w:t>
+      </w:r>
+    </w:p>
+    <w:p>
+      <w:r>
+        <w:t>2. **Menutup Live Monitor mematikan service es realtime.** Saat klien pergi, pembersihan memanggil</w:t>
+      </w:r>
+    </w:p>
+    <w:p>
+      <w:r>
+        <w:t xml:space="preserve">   `unsubscribe()`/`disconnect()`; ioredis menolak promise tanpa penangkap (`Connection is closed.`) dan</w:t>
+      </w:r>
+    </w:p>
+    <w:p>
+      <w:r>
+        <w:t xml:space="preserve">   proses Node **keluar** (terlihat di `stderr` service, bukan sekadar dugaan). Diperbaiki: pembersihan</w:t>
+      </w:r>
+    </w:p>
+    <w:p>
+      <w:r>
+        <w:t xml:space="preserve">   sekali jalan, semua promise ditangani, memakai `quit()`, dan koneksi langganan diberi penangkap `error`.</w:t>
+      </w:r>
+    </w:p>
+    <w:p>
+      <w:r>
+        <w:t xml:space="preserve">   Ditambah test regresi Node yang meniru perilaku ioredis itu.</w:t>
+      </w:r>
+    </w:p>
+    <w:p>
+      <w:r/>
+    </w:p>
+    <w:p>
+      <w:pPr>
+        <w:pStyle w:val="Heading3"/>
+      </w:pPr>
+      <w:r>
+        <w:t>6) Pagar mutu &amp; smoke</w:t>
+      </w:r>
+    </w:p>
+    <w:p>
+      <w:r/>
+    </w:p>
+    <w:p>
+      <w:pPr>
+        <w:pStyle w:val="ListBullet"/>
+      </w:pPr>
+      <w:r>
+        <w:t>`./verify.sh` → **SEMUA HIJAU**: Pest **107 passed (740 assertions)**, Pint **PASS 203 files**, checkJs OK,</w:t>
+      </w:r>
+    </w:p>
+    <w:p>
+      <w:r>
+        <w:t xml:space="preserve">  ESLint 0 error (2 warning lama), Vitest **29 berkas/209 test**, realtime **9 test**.</w:t>
+      </w:r>
+    </w:p>
+    <w:p>
+      <w:pPr>
+        <w:pStyle w:val="ListBullet"/>
+      </w:pPr>
+      <w:r>
+        <w:t>`docs/smoke-ui-slice07.mjs` baru (Chrome CDP) → **21/21 lulus**. Skrip ini juga membuat dirinya aman</w:t>
+      </w:r>
+    </w:p>
+    <w:p>
+      <w:r>
+        <w:t xml:space="preserve">  dijalankan ulang: ia membuka jendela jadwal kuis sementara lalu memulihkannya, dan mengembalikan saklar</w:t>
+      </w:r>
+    </w:p>
+    <w:p>
+      <w:r>
+        <w:t xml:space="preserve">  anti-cheat ke **mati** di akhir supaya data demo tidak tertinggal menyala. Saat pertama dijalankan ia</w:t>
+      </w:r>
+    </w:p>
+    <w:p>
+      <w:r>
+        <w:t xml:space="preserve">  memang gagal — dan kegagalan itu yang menyingkap kedua bug di atas serta tiga kekurangan di skripnya</w:t>
+      </w:r>
+    </w:p>
+    <w:p>
+      <w:r>
+        <w:t xml:space="preserve">  sendiri (memilih kuis draf, pemeriksaan teks case-sensitive, tak menunggu panel dimuat).</w:t>
+      </w:r>
+    </w:p>
+    <w:p>
+      <w:r/>
+    </w:p>
+    <w:p>
+      <w:pPr>
+        <w:pStyle w:val="Heading3"/>
+      </w:pPr>
+      <w:r>
+        <w:t>7) Catatan jujur</w:t>
+      </w:r>
+    </w:p>
+    <w:p>
+      <w:r/>
+    </w:p>
+    <w:p>
+      <w:pPr>
+        <w:pStyle w:val="ListBullet"/>
+      </w:pPr>
+      <w:r>
+        <w:t>**Belum dikerjakan** di slice 07 dan disebutkan apa adanya di A.11.6: layar guru ke perangkat murid,</w:t>
+      </w:r>
+    </w:p>
+    <w:p>
+      <w:r>
+        <w:t xml:space="preserve">  deteksi tamper lanjutan, `fullscreen_exit`, heuristik tangkapan layar lain, `call_gate`,</w:t>
+      </w:r>
+    </w:p>
+    <w:p>
+      <w:r>
+        <w:t xml:space="preserve">  `protected_text_canvas`, dan deteksi IP sama.</w:t>
+      </w:r>
+    </w:p>
+    <w:p>
+      <w:pPr>
+        <w:pStyle w:val="ListBullet"/>
+      </w:pPr>
+      <w:r>
+        <w:t>**`@tanstack/react-virtual` tetap belum dipakai** — pada ±40 baris daftar biasa sudah benar; A.10.5</w:t>
+      </w:r>
+    </w:p>
+    <w:p>
+      <w:r>
+        <w:t xml:space="preserve">  dikoreksi karena sebelumnya menjanjikan paket itu untuk daftar panjang.</w:t>
+      </w:r>
+    </w:p>
+    <w:p>
+      <w:pPr>
+        <w:pStyle w:val="ListBullet"/>
+      </w:pPr>
+      <w:r>
+        <w:t>Saklar `block_print` awalnya tidak berbuat apa-apa; ditambahkan CSS `@media print` supaya saklar benar-benar</w:t>
+      </w:r>
+    </w:p>
+    <w:p>
+      <w:r>
+        <w:t xml:space="preserve">  bekerja (saklar yang tidak melakukan apa pun lebih buruk daripada tidak ada saklar).</w:t>
+      </w:r>
+    </w:p>
+    <w:p>
+      <w:pPr>
+        <w:pStyle w:val="ListBullet"/>
+      </w:pPr>
+      <w:r>
+        <w:t>Pemetaan kategori→saklar di enum dihapus karena tidak dipakai siapa pun dan sempat mengklaim hal yang</w:t>
+      </w:r>
+    </w:p>
+    <w:p>
+      <w:r>
+        <w:t xml:space="preserve">  tidak diimplementasikan.</w:t>
       </w:r>
     </w:p>
     <w:sectPr>
